--- a/lessons/6-2/downloads/6-2-notes.docx
+++ b/lessons/6-2/downloads/6-2-notes.docx
@@ -2977,7 +2977,7 @@
           <w:sz w:val="20"/>
           <w:szCs w:val="20"/>
         </w:rPr>
-        <w:t xml:space="preserve">A)  5/3</w:t>
+        <w:t xml:space="preserve">A)  1/3</w:t>
       </w:r>
     </w:p>
     <w:p>
@@ -3003,7 +3003,7 @@
           <w:sz w:val="20"/>
           <w:szCs w:val="20"/>
         </w:rPr>
-        <w:t xml:space="preserve">C)  5/5</w:t>
+        <w:t xml:space="preserve">C)  5/3</w:t>
       </w:r>
     </w:p>
     <w:p>
@@ -3016,7 +3016,7 @@
           <w:sz w:val="20"/>
           <w:szCs w:val="20"/>
         </w:rPr>
-        <w:t xml:space="preserve">D)  1/3</w:t>
+        <w:t xml:space="preserve">D)  5/5</w:t>
       </w:r>
     </w:p>
     <w:p>
@@ -3084,7 +3084,7 @@
           <w:sz w:val="21"/>
           <w:szCs w:val="21"/>
         </w:rPr>
-        <w:t xml:space="preserve">A. 5/3</w:t>
+        <w:t xml:space="preserve">C. 5/3</w:t>
       </w:r>
     </w:p>
     <w:p>
@@ -3167,7 +3167,7 @@
           <w:sz w:val="20"/>
           <w:szCs w:val="20"/>
         </w:rPr>
-        <w:t xml:space="preserve">A)  2</w:t>
+        <w:t xml:space="preserve">A)  1/8</w:t>
       </w:r>
     </w:p>
     <w:p>
@@ -3180,7 +3180,7 @@
           <w:sz w:val="20"/>
           <w:szCs w:val="20"/>
         </w:rPr>
-        <w:t xml:space="preserve">B)  1/8</w:t>
+        <w:t xml:space="preserve">B)  1/2</w:t>
       </w:r>
     </w:p>
     <w:p>
@@ -3193,7 +3193,7 @@
           <w:sz w:val="20"/>
           <w:szCs w:val="20"/>
         </w:rPr>
-        <w:t xml:space="preserve">C)  4</w:t>
+        <w:t xml:space="preserve">C)  2</w:t>
       </w:r>
     </w:p>
     <w:p>
@@ -3206,7 +3206,7 @@
           <w:sz w:val="20"/>
           <w:szCs w:val="20"/>
         </w:rPr>
-        <w:t xml:space="preserve">D)  1/2</w:t>
+        <w:t xml:space="preserve">D)  4</w:t>
       </w:r>
     </w:p>
     <w:p>
@@ -3936,7 +3936,7 @@
           <w:sz w:val="20"/>
           <w:szCs w:val="20"/>
         </w:rPr>
-        <w:t xml:space="preserve">A)  6</w:t>
+        <w:t xml:space="preserve">A)  3/32</w:t>
       </w:r>
     </w:p>
     <w:p>
@@ -3949,7 +3949,7 @@
           <w:sz w:val="20"/>
           <w:szCs w:val="20"/>
         </w:rPr>
-        <w:t xml:space="preserve">B)  3/32</w:t>
+        <w:t xml:space="preserve">B)  6</w:t>
       </w:r>
     </w:p>
     <w:p>
@@ -4196,7 +4196,7 @@
           <w:sz w:val="20"/>
           <w:szCs w:val="20"/>
         </w:rPr>
-        <w:t xml:space="preserve">A)  2</w:t>
+        <w:t xml:space="preserve">A)  1/2</w:t>
       </w:r>
     </w:p>
     <w:p>
@@ -4209,7 +4209,7 @@
           <w:sz w:val="20"/>
           <w:szCs w:val="20"/>
         </w:rPr>
-        <w:t xml:space="preserve">B)  2/9</w:t>
+        <w:t xml:space="preserve">B)  2</w:t>
       </w:r>
     </w:p>
     <w:p>
@@ -4222,7 +4222,7 @@
           <w:sz w:val="20"/>
           <w:szCs w:val="20"/>
         </w:rPr>
-        <w:t xml:space="preserve">C)  1/2</w:t>
+        <w:t xml:space="preserve">C)  2/9</w:t>
       </w:r>
     </w:p>
     <w:p>
@@ -4352,7 +4352,7 @@
           <w:sz w:val="20"/>
           <w:szCs w:val="20"/>
         </w:rPr>
-        <w:t xml:space="preserve">A)  4 scoops</w:t>
+        <w:t xml:space="preserve">A)  2 scoops</w:t>
       </w:r>
     </w:p>
     <w:p>
@@ -4378,7 +4378,7 @@
           <w:sz w:val="20"/>
           <w:szCs w:val="20"/>
         </w:rPr>
-        <w:t xml:space="preserve">C)  6 scoops</w:t>
+        <w:t xml:space="preserve">C)  4 scoops</w:t>
       </w:r>
     </w:p>
     <w:p>
@@ -4391,7 +4391,7 @@
           <w:sz w:val="20"/>
           <w:szCs w:val="20"/>
         </w:rPr>
-        <w:t xml:space="preserve">D)  2 scoops</w:t>
+        <w:t xml:space="preserve">D)  6 scoops</w:t>
       </w:r>
     </w:p>
     <w:p>
@@ -4515,7 +4515,7 @@
           <w:sz w:val="21"/>
           <w:szCs w:val="21"/>
         </w:rPr>
-        <w:t xml:space="preserve">A)  10</w:t>
+        <w:t xml:space="preserve">A)  5/72</w:t>
       </w:r>
     </w:p>
     <w:p>
@@ -4528,7 +4528,7 @@
           <w:sz w:val="21"/>
           <w:szCs w:val="21"/>
         </w:rPr>
-        <w:t xml:space="preserve">B)  5/72</w:t>
+        <w:t xml:space="preserve">B)  5/6</w:t>
       </w:r>
     </w:p>
     <w:p>
@@ -4541,7 +4541,7 @@
           <w:sz w:val="21"/>
           <w:szCs w:val="21"/>
         </w:rPr>
-        <w:t xml:space="preserve">C)  5/6</w:t>
+        <w:t xml:space="preserve">C)  10</w:t>
       </w:r>
     </w:p>
     <w:p>

--- a/lessons/6-2/downloads/6-2-notes.docx
+++ b/lessons/6-2/downloads/6-2-notes.docx
@@ -180,7 +180,7 @@
                 <w:sz w:val="20"/>
                 <w:szCs w:val="20"/>
               </w:rPr>
-              <w:t xml:space="preserve">I can divide a fraction by a fraction and divide with mixed numbers by multiplying by the reciprocal.</w:t>
+              <w:t xml:space="preserve">I can explain what dividing a fraction by a fraction means, find the quotient with common denominators or by multiplying by the reciprocal, and check it by multiplying.</w:t>
             </w:r>
           </w:p>
           <w:p>
@@ -202,7 +202,7 @@
                 <w:sz w:val="20"/>
                 <w:szCs w:val="20"/>
               </w:rPr>
-              <w:t xml:space="preserve">I can explain the steps using the words reciprocal, improper fraction, mixed number, and simplify.</w:t>
+              <w:t xml:space="preserve">I can explain why multiplying by the reciprocal works, using the words reciprocal, improper fraction, mixed number, and simplify.</w:t>
             </w:r>
           </w:p>
         </w:tc>
@@ -249,49 +249,269 @@
           <w:sz w:val="19"/>
           <w:szCs w:val="19"/>
         </w:rPr>
-        <w:t xml:space="preserve">Look at the picture, read the word, then read what it means.</w:t>
+        <w:t xml:space="preserve">Review each concept term, definition, non-example, and visual clue.</w:t>
       </w:r>
     </w:p>
     <w:tbl>
       <w:tblPr>
-        <w:tblW w:type="pct" w:w="100%"/>
+        <w:tblW w:type="dxa" w:w="9360"/>
         <w:tblBorders>
-          <w:top w:val="none" w:color="FFFFFF" w:sz="0"/>
-          <w:left w:val="none" w:color="FFFFFF" w:sz="0"/>
-          <w:bottom w:val="single" w:color="C7D2DD" w:sz="4"/>
-          <w:right w:val="none" w:color="FFFFFF" w:sz="0"/>
-          <w:insideH w:val="none" w:color="FFFFFF" w:sz="0"/>
-          <w:insideV w:val="none" w:color="FFFFFF" w:sz="0"/>
+          <w:top w:val="single" w:color="C7D2DD" w:sz="6"/>
+          <w:left w:val="single" w:color="C7D2DD" w:sz="6"/>
+          <w:bottom w:val="single" w:color="C7D2DD" w:sz="6"/>
+          <w:right w:val="single" w:color="C7D2DD" w:sz="6"/>
+          <w:insideH w:val="single" w:color="C7D2DD" w:sz="6"/>
+          <w:insideV w:val="single" w:color="C7D2DD" w:sz="6"/>
         </w:tblBorders>
       </w:tblPr>
       <w:tblGrid>
         <w:gridCol w:w="1800"/>
-        <w:gridCol w:w="7560"/>
+        <w:gridCol w:w="3160"/>
+        <w:gridCol w:w="2200"/>
+        <w:gridCol w:w="2200"/>
       </w:tblGrid>
       <w:tr>
         <w:trPr>
           <w:cantSplit/>
+          <w:tblHeader/>
         </w:trPr>
         <w:tc>
           <w:tcPr>
             <w:tcW w:type="dxa" w:w="1800"/>
-            <w:tcMar>
-              <w:top w:type="dxa" w:w="100"/>
-              <w:left w:type="dxa" w:w="40"/>
-              <w:bottom w:type="dxa" w:w="100"/>
-              <w:right w:type="dxa" w:w="120"/>
-            </w:tcMar>
-            <w:vAlign w:val="center"/>
+            <w:shd w:fill="EEF4F8" w:color="auto" w:val="clear"/>
+            <w:tcMar>
+              <w:top w:type="dxa" w:w="80"/>
+              <w:left w:type="dxa" w:w="100"/>
+              <w:bottom w:type="dxa" w:w="80"/>
+              <w:right w:type="dxa" w:w="100"/>
+            </w:tcMar>
           </w:tcPr>
           <w:p>
             <w:pPr>
               <w:spacing w:after="0"/>
+            </w:pPr>
+            <w:r>
+              <w:rPr>
+                <w:b/>
+                <w:bCs/>
+                <w:color w:val="12355B"/>
+                <w:sz w:val="19"/>
+                <w:szCs w:val="19"/>
+              </w:rPr>
+              <w:t xml:space="preserve">Concept Term</w:t>
+            </w:r>
+          </w:p>
+        </w:tc>
+        <w:tc>
+          <w:tcPr>
+            <w:tcW w:type="dxa" w:w="3160"/>
+            <w:shd w:fill="EEF4F8" w:color="auto" w:val="clear"/>
+            <w:tcMar>
+              <w:top w:type="dxa" w:w="80"/>
+              <w:left w:type="dxa" w:w="100"/>
+              <w:bottom w:type="dxa" w:w="80"/>
+              <w:right w:type="dxa" w:w="100"/>
+            </w:tcMar>
+          </w:tcPr>
+          <w:p>
+            <w:pPr>
+              <w:spacing w:after="0"/>
+            </w:pPr>
+            <w:r>
+              <w:rPr>
+                <w:b/>
+                <w:bCs/>
+                <w:color w:val="12355B"/>
+                <w:sz w:val="19"/>
+                <w:szCs w:val="19"/>
+              </w:rPr>
+              <w:t xml:space="preserve">Student-Friendly Definition</w:t>
+            </w:r>
+          </w:p>
+        </w:tc>
+        <w:tc>
+          <w:tcPr>
+            <w:tcW w:type="dxa" w:w="2200"/>
+            <w:shd w:fill="EEF4F8" w:color="auto" w:val="clear"/>
+            <w:tcMar>
+              <w:top w:type="dxa" w:w="80"/>
+              <w:left w:type="dxa" w:w="100"/>
+              <w:bottom w:type="dxa" w:w="80"/>
+              <w:right w:type="dxa" w:w="100"/>
+            </w:tcMar>
+          </w:tcPr>
+          <w:p>
+            <w:pPr>
+              <w:spacing w:after="0"/>
+            </w:pPr>
+            <w:r>
+              <w:rPr>
+                <w:b/>
+                <w:bCs/>
+                <w:color w:val="12355B"/>
+                <w:sz w:val="19"/>
+                <w:szCs w:val="19"/>
+              </w:rPr>
+              <w:t xml:space="preserve">Non-Example</w:t>
+            </w:r>
+          </w:p>
+        </w:tc>
+        <w:tc>
+          <w:tcPr>
+            <w:tcW w:type="dxa" w:w="2200"/>
+            <w:shd w:fill="EEF4F8" w:color="auto" w:val="clear"/>
+            <w:tcMar>
+              <w:top w:type="dxa" w:w="80"/>
+              <w:left w:type="dxa" w:w="100"/>
+              <w:bottom w:type="dxa" w:w="80"/>
+              <w:right w:type="dxa" w:w="100"/>
+            </w:tcMar>
+          </w:tcPr>
+          <w:p>
+            <w:pPr>
+              <w:spacing w:after="0"/>
+            </w:pPr>
+            <w:r>
+              <w:rPr>
+                <w:b/>
+                <w:bCs/>
+                <w:color w:val="12355B"/>
+                <w:sz w:val="19"/>
+                <w:szCs w:val="19"/>
+              </w:rPr>
+              <w:t xml:space="preserve">Visual Clue</w:t>
+            </w:r>
+          </w:p>
+        </w:tc>
+      </w:tr>
+      <w:tr>
+        <w:trPr>
+          <w:cantSplit/>
+        </w:trPr>
+        <w:tc>
+          <w:tcPr>
+            <w:tcW w:type="dxa" w:w="1800"/>
+            <w:tcMar>
+              <w:top w:type="dxa" w:w="80"/>
+              <w:left w:type="dxa" w:w="100"/>
+              <w:bottom w:type="dxa" w:w="80"/>
+              <w:right w:type="dxa" w:w="100"/>
+            </w:tcMar>
+            <w:vAlign w:val="top"/>
+          </w:tcPr>
+          <w:p>
+            <w:pPr>
+              <w:spacing w:after="30"/>
+            </w:pPr>
+            <w:r>
+              <w:rPr>
+                <w:b/>
+                <w:bCs/>
+                <w:color w:val="12355B"/>
+                <w:sz w:val="21"/>
+                <w:szCs w:val="21"/>
+              </w:rPr>
+              <w:t xml:space="preserve">Divide Fractions</w:t>
+            </w:r>
+          </w:p>
+          <w:p>
+            <w:pPr>
+              <w:spacing w:after="0"/>
+            </w:pPr>
+            <w:r>
+              <w:rPr>
+                <w:i/>
+                <w:iCs/>
+                <w:color w:val="5F6F80"/>
+                <w:sz w:val="18"/>
+                <w:szCs w:val="18"/>
+              </w:rPr>
+              <w:t xml:space="preserve">Dividir fracciones</w:t>
+            </w:r>
+          </w:p>
+        </w:tc>
+        <w:tc>
+          <w:tcPr>
+            <w:tcW w:type="dxa" w:w="3160"/>
+            <w:tcMar>
+              <w:top w:type="dxa" w:w="80"/>
+              <w:left w:type="dxa" w:w="100"/>
+              <w:bottom w:type="dxa" w:w="80"/>
+              <w:right w:type="dxa" w:w="100"/>
+            </w:tcMar>
+            <w:vAlign w:val="top"/>
+          </w:tcPr>
+          <w:p>
+            <w:pPr>
+              <w:spacing w:after="0"/>
+            </w:pPr>
+            <w:r>
+              <w:rPr>
+                <w:sz w:val="20"/>
+                <w:szCs w:val="20"/>
+              </w:rPr>
+              <w:t xml:space="preserve">Multiply the first fraction by the reciprocal of the second fraction.</w:t>
+            </w:r>
+          </w:p>
+        </w:tc>
+        <w:tc>
+          <w:tcPr>
+            <w:tcW w:type="dxa" w:w="2200"/>
+            <w:tcMar>
+              <w:top w:type="dxa" w:w="80"/>
+              <w:left w:type="dxa" w:w="100"/>
+              <w:bottom w:type="dxa" w:w="80"/>
+              <w:right w:type="dxa" w:w="100"/>
+            </w:tcMar>
+            <w:vAlign w:val="top"/>
+          </w:tcPr>
+          <w:p>
+            <w:pPr>
+              <w:spacing w:after="40"/>
+            </w:pPr>
+            <w:r>
+              <w:rPr>
+                <w:i/>
+                <w:iCs/>
+                <w:color w:val="5F6F80"/>
+                <w:sz w:val="19"/>
+                <w:szCs w:val="19"/>
+              </w:rPr>
+              <w:t xml:space="preserve">Not Divide Fractions: write a counter-example that breaks the definition.</w:t>
+            </w:r>
+          </w:p>
+          <w:p>
+            <w:pPr>
+              <w:pBdr>
+                <w:bottom w:val="single" w:color="AFBECC" w:sz="6"/>
+              </w:pBdr>
+              <w:spacing w:after="30" w:before="150"/>
+            </w:pPr>
+            <w:r>
+              <w:t xml:space="preserve"/>
+            </w:r>
+          </w:p>
+        </w:tc>
+        <w:tc>
+          <w:tcPr>
+            <w:tcW w:type="dxa" w:w="2200"/>
+            <w:tcMar>
+              <w:top w:type="dxa" w:w="80"/>
+              <w:left w:type="dxa" w:w="100"/>
+              <w:bottom w:type="dxa" w:w="80"/>
+              <w:right w:type="dxa" w:w="100"/>
+            </w:tcMar>
+            <w:vAlign w:val="top"/>
+          </w:tcPr>
+          <w:p>
+            <w:pPr>
+              <w:spacing w:after="40"/>
               <w:jc w:val="center"/>
             </w:pPr>
             <w:r>
               <w:drawing>
                 <wp:inline distT="0" distB="0" distL="0" distR="0">
-                  <wp:extent cx="1047750" cy="790575"/>
+                  <wp:extent cx="876300" cy="657225"/>
                   <wp:effectExtent t="0" r="0" b="0" l="0"/>
                   <wp:docPr id="1" name="" descr="" title=""/>
                   <wp:cNvGraphicFramePr>
@@ -316,7 +536,7 @@
                         <pic:spPr bwMode="auto">
                           <a:xfrm>
                             <a:off x="0" y="0"/>
-                            <a:ext cx="1047750" cy="790575"/>
+                            <a:ext cx="876300" cy="657225"/>
                           </a:xfrm>
                           <a:prstGeom prst="rect">
                             <a:avLst/>
@@ -329,69 +549,10 @@
               </w:drawing>
             </w:r>
           </w:p>
-        </w:tc>
-        <w:tc>
-          <w:tcPr>
-            <w:tcW w:type="dxa" w:w="7560"/>
-            <w:tcMar>
-              <w:top w:type="dxa" w:w="100"/>
-              <w:left w:type="dxa" w:w="40"/>
-              <w:bottom w:type="dxa" w:w="100"/>
-              <w:right w:type="dxa" w:w="40"/>
-            </w:tcMar>
-            <w:vAlign w:val="center"/>
-          </w:tcPr>
-          <w:p>
-            <w:pPr>
-              <w:spacing w:after="50"/>
-            </w:pPr>
-            <w:r>
-              <w:rPr>
-                <w:b/>
-                <w:bCs/>
-                <w:color w:val="12355B"/>
-                <w:sz w:val="24"/>
-                <w:szCs w:val="24"/>
-              </w:rPr>
-              <w:t xml:space="preserve">Divide Fractions</w:t>
-            </w:r>
-            <w:r>
-              <w:rPr>
-                <w:i/>
-                <w:iCs/>
-                <w:color w:val="5F6F80"/>
-                <w:sz w:val="19"/>
-                <w:szCs w:val="19"/>
-              </w:rPr>
-              <w:t xml:space="preserve">   Dividir fracciones</w:t>
-            </w:r>
-          </w:p>
-          <w:p>
-            <w:pPr>
-              <w:spacing w:after="40"/>
-            </w:pPr>
-            <w:r>
-              <w:rPr>
-                <w:sz w:val="21"/>
-                <w:szCs w:val="21"/>
-              </w:rPr>
-              <w:t xml:space="preserve">Multiply the first fraction by the reciprocal of the second fraction.</w:t>
-            </w:r>
-          </w:p>
           <w:p>
             <w:pPr>
               <w:spacing w:after="0"/>
             </w:pPr>
-            <w:r>
-              <w:rPr>
-                <w:b/>
-                <w:bCs/>
-                <w:color w:val="1FA6A2"/>
-                <w:sz w:val="18"/>
-                <w:szCs w:val="18"/>
-              </w:rPr>
-              <w:t xml:space="preserve">Example:  </w:t>
-            </w:r>
             <w:r>
               <w:rPr>
                 <w:i/>
@@ -405,23 +566,6 @@
           </w:p>
         </w:tc>
       </w:tr>
-    </w:tbl>
-    <w:tbl>
-      <w:tblPr>
-        <w:tblW w:type="pct" w:w="100%"/>
-        <w:tblBorders>
-          <w:top w:val="none" w:color="FFFFFF" w:sz="0"/>
-          <w:left w:val="none" w:color="FFFFFF" w:sz="0"/>
-          <w:bottom w:val="single" w:color="C7D2DD" w:sz="4"/>
-          <w:right w:val="none" w:color="FFFFFF" w:sz="0"/>
-          <w:insideH w:val="none" w:color="FFFFFF" w:sz="0"/>
-          <w:insideV w:val="none" w:color="FFFFFF" w:sz="0"/>
-        </w:tblBorders>
-      </w:tblPr>
-      <w:tblGrid>
-        <w:gridCol w:w="1800"/>
-        <w:gridCol w:w="7560"/>
-      </w:tblGrid>
       <w:tr>
         <w:trPr>
           <w:cantSplit/>
@@ -430,22 +574,126 @@
           <w:tcPr>
             <w:tcW w:type="dxa" w:w="1800"/>
             <w:tcMar>
-              <w:top w:type="dxa" w:w="100"/>
-              <w:left w:type="dxa" w:w="40"/>
-              <w:bottom w:type="dxa" w:w="100"/>
-              <w:right w:type="dxa" w:w="120"/>
-            </w:tcMar>
-            <w:vAlign w:val="center"/>
-          </w:tcPr>
+              <w:top w:type="dxa" w:w="80"/>
+              <w:left w:type="dxa" w:w="100"/>
+              <w:bottom w:type="dxa" w:w="80"/>
+              <w:right w:type="dxa" w:w="100"/>
+            </w:tcMar>
+            <w:vAlign w:val="top"/>
+          </w:tcPr>
+          <w:p>
+            <w:pPr>
+              <w:spacing w:after="30"/>
+            </w:pPr>
+            <w:r>
+              <w:rPr>
+                <w:b/>
+                <w:bCs/>
+                <w:color w:val="12355B"/>
+                <w:sz w:val="21"/>
+                <w:szCs w:val="21"/>
+              </w:rPr>
+              <w:t xml:space="preserve">Dividend</w:t>
+            </w:r>
+          </w:p>
           <w:p>
             <w:pPr>
               <w:spacing w:after="0"/>
+            </w:pPr>
+            <w:r>
+              <w:rPr>
+                <w:i/>
+                <w:iCs/>
+                <w:color w:val="5F6F80"/>
+                <w:sz w:val="18"/>
+                <w:szCs w:val="18"/>
+              </w:rPr>
+              <w:t xml:space="preserve">Dividendo</w:t>
+            </w:r>
+          </w:p>
+        </w:tc>
+        <w:tc>
+          <w:tcPr>
+            <w:tcW w:type="dxa" w:w="3160"/>
+            <w:tcMar>
+              <w:top w:type="dxa" w:w="80"/>
+              <w:left w:type="dxa" w:w="100"/>
+              <w:bottom w:type="dxa" w:w="80"/>
+              <w:right w:type="dxa" w:w="100"/>
+            </w:tcMar>
+            <w:vAlign w:val="top"/>
+          </w:tcPr>
+          <w:p>
+            <w:pPr>
+              <w:spacing w:after="0"/>
+            </w:pPr>
+            <w:r>
+              <w:rPr>
+                <w:sz w:val="20"/>
+                <w:szCs w:val="20"/>
+              </w:rPr>
+              <w:t xml:space="preserve">The total number being divided into equal groups (the number inside the division bracket).</w:t>
+            </w:r>
+          </w:p>
+        </w:tc>
+        <w:tc>
+          <w:tcPr>
+            <w:tcW w:type="dxa" w:w="2200"/>
+            <w:tcMar>
+              <w:top w:type="dxa" w:w="80"/>
+              <w:left w:type="dxa" w:w="100"/>
+              <w:bottom w:type="dxa" w:w="80"/>
+              <w:right w:type="dxa" w:w="100"/>
+            </w:tcMar>
+            <w:vAlign w:val="top"/>
+          </w:tcPr>
+          <w:p>
+            <w:pPr>
+              <w:spacing w:after="40"/>
+            </w:pPr>
+            <w:r>
+              <w:rPr>
+                <w:i/>
+                <w:iCs/>
+                <w:color w:val="5F6F80"/>
+                <w:sz w:val="19"/>
+                <w:szCs w:val="19"/>
+              </w:rPr>
+              <w:t xml:space="preserve">Not Dividend: write a counter-example that breaks the definition.</w:t>
+            </w:r>
+          </w:p>
+          <w:p>
+            <w:pPr>
+              <w:pBdr>
+                <w:bottom w:val="single" w:color="AFBECC" w:sz="6"/>
+              </w:pBdr>
+              <w:spacing w:after="30" w:before="150"/>
+            </w:pPr>
+            <w:r>
+              <w:t xml:space="preserve"/>
+            </w:r>
+          </w:p>
+        </w:tc>
+        <w:tc>
+          <w:tcPr>
+            <w:tcW w:type="dxa" w:w="2200"/>
+            <w:tcMar>
+              <w:top w:type="dxa" w:w="80"/>
+              <w:left w:type="dxa" w:w="100"/>
+              <w:bottom w:type="dxa" w:w="80"/>
+              <w:right w:type="dxa" w:w="100"/>
+            </w:tcMar>
+            <w:vAlign w:val="top"/>
+          </w:tcPr>
+          <w:p>
+            <w:pPr>
+              <w:spacing w:after="40"/>
               <w:jc w:val="center"/>
             </w:pPr>
             <w:r>
               <w:drawing>
                 <wp:inline distT="0" distB="0" distL="0" distR="0">
-                  <wp:extent cx="1047750" cy="790575"/>
+                  <wp:extent cx="876300" cy="657225"/>
                   <wp:effectExtent t="0" r="0" b="0" l="0"/>
                   <wp:docPr id="1" name="" descr="" title=""/>
                   <wp:cNvGraphicFramePr>
@@ -470,7 +718,7 @@
                         <pic:spPr bwMode="auto">
                           <a:xfrm>
                             <a:off x="0" y="0"/>
-                            <a:ext cx="1047750" cy="790575"/>
+                            <a:ext cx="876300" cy="657225"/>
                           </a:xfrm>
                           <a:prstGeom prst="rect">
                             <a:avLst/>
@@ -483,69 +731,10 @@
               </w:drawing>
             </w:r>
           </w:p>
-        </w:tc>
-        <w:tc>
-          <w:tcPr>
-            <w:tcW w:type="dxa" w:w="7560"/>
-            <w:tcMar>
-              <w:top w:type="dxa" w:w="100"/>
-              <w:left w:type="dxa" w:w="40"/>
-              <w:bottom w:type="dxa" w:w="100"/>
-              <w:right w:type="dxa" w:w="40"/>
-            </w:tcMar>
-            <w:vAlign w:val="center"/>
-          </w:tcPr>
-          <w:p>
-            <w:pPr>
-              <w:spacing w:after="50"/>
-            </w:pPr>
-            <w:r>
-              <w:rPr>
-                <w:b/>
-                <w:bCs/>
-                <w:color w:val="12355B"/>
-                <w:sz w:val="24"/>
-                <w:szCs w:val="24"/>
-              </w:rPr>
-              <w:t xml:space="preserve">Dividend</w:t>
-            </w:r>
-            <w:r>
-              <w:rPr>
-                <w:i/>
-                <w:iCs/>
-                <w:color w:val="5F6F80"/>
-                <w:sz w:val="19"/>
-                <w:szCs w:val="19"/>
-              </w:rPr>
-              <w:t xml:space="preserve">   Dividendo</w:t>
-            </w:r>
-          </w:p>
-          <w:p>
-            <w:pPr>
-              <w:spacing w:after="40"/>
-            </w:pPr>
-            <w:r>
-              <w:rPr>
-                <w:sz w:val="21"/>
-                <w:szCs w:val="21"/>
-              </w:rPr>
-              <w:t xml:space="preserve">The total number being divided into equal groups (the number inside the division bracket).</w:t>
-            </w:r>
-          </w:p>
           <w:p>
             <w:pPr>
               <w:spacing w:after="0"/>
             </w:pPr>
-            <w:r>
-              <w:rPr>
-                <w:b/>
-                <w:bCs/>
-                <w:color w:val="1FA6A2"/>
-                <w:sz w:val="18"/>
-                <w:szCs w:val="18"/>
-              </w:rPr>
-              <w:t xml:space="preserve">Example:  </w:t>
-            </w:r>
             <w:r>
               <w:rPr>
                 <w:i/>
@@ -559,23 +748,6 @@
           </w:p>
         </w:tc>
       </w:tr>
-    </w:tbl>
-    <w:tbl>
-      <w:tblPr>
-        <w:tblW w:type="pct" w:w="100%"/>
-        <w:tblBorders>
-          <w:top w:val="none" w:color="FFFFFF" w:sz="0"/>
-          <w:left w:val="none" w:color="FFFFFF" w:sz="0"/>
-          <w:bottom w:val="single" w:color="C7D2DD" w:sz="4"/>
-          <w:right w:val="none" w:color="FFFFFF" w:sz="0"/>
-          <w:insideH w:val="none" w:color="FFFFFF" w:sz="0"/>
-          <w:insideV w:val="none" w:color="FFFFFF" w:sz="0"/>
-        </w:tblBorders>
-      </w:tblPr>
-      <w:tblGrid>
-        <w:gridCol w:w="1800"/>
-        <w:gridCol w:w="7560"/>
-      </w:tblGrid>
       <w:tr>
         <w:trPr>
           <w:cantSplit/>
@@ -584,22 +756,126 @@
           <w:tcPr>
             <w:tcW w:type="dxa" w:w="1800"/>
             <w:tcMar>
-              <w:top w:type="dxa" w:w="100"/>
-              <w:left w:type="dxa" w:w="40"/>
-              <w:bottom w:type="dxa" w:w="100"/>
-              <w:right w:type="dxa" w:w="120"/>
-            </w:tcMar>
-            <w:vAlign w:val="center"/>
-          </w:tcPr>
+              <w:top w:type="dxa" w:w="80"/>
+              <w:left w:type="dxa" w:w="100"/>
+              <w:bottom w:type="dxa" w:w="80"/>
+              <w:right w:type="dxa" w:w="100"/>
+            </w:tcMar>
+            <w:vAlign w:val="top"/>
+          </w:tcPr>
+          <w:p>
+            <w:pPr>
+              <w:spacing w:after="30"/>
+            </w:pPr>
+            <w:r>
+              <w:rPr>
+                <w:b/>
+                <w:bCs/>
+                <w:color w:val="12355B"/>
+                <w:sz w:val="21"/>
+                <w:szCs w:val="21"/>
+              </w:rPr>
+              <w:t xml:space="preserve">Divisor</w:t>
+            </w:r>
+          </w:p>
           <w:p>
             <w:pPr>
               <w:spacing w:after="0"/>
+            </w:pPr>
+            <w:r>
+              <w:rPr>
+                <w:i/>
+                <w:iCs/>
+                <w:color w:val="5F6F80"/>
+                <w:sz w:val="18"/>
+                <w:szCs w:val="18"/>
+              </w:rPr>
+              <w:t xml:space="preserve">Divisor</w:t>
+            </w:r>
+          </w:p>
+        </w:tc>
+        <w:tc>
+          <w:tcPr>
+            <w:tcW w:type="dxa" w:w="3160"/>
+            <w:tcMar>
+              <w:top w:type="dxa" w:w="80"/>
+              <w:left w:type="dxa" w:w="100"/>
+              <w:bottom w:type="dxa" w:w="80"/>
+              <w:right w:type="dxa" w:w="100"/>
+            </w:tcMar>
+            <w:vAlign w:val="top"/>
+          </w:tcPr>
+          <w:p>
+            <w:pPr>
+              <w:spacing w:after="0"/>
+            </w:pPr>
+            <w:r>
+              <w:rPr>
+                <w:sz w:val="20"/>
+                <w:szCs w:val="20"/>
+              </w:rPr>
+              <w:t xml:space="preserve">The number of equal groups you are dividing into (the number outside the division bracket).</w:t>
+            </w:r>
+          </w:p>
+        </w:tc>
+        <w:tc>
+          <w:tcPr>
+            <w:tcW w:type="dxa" w:w="2200"/>
+            <w:tcMar>
+              <w:top w:type="dxa" w:w="80"/>
+              <w:left w:type="dxa" w:w="100"/>
+              <w:bottom w:type="dxa" w:w="80"/>
+              <w:right w:type="dxa" w:w="100"/>
+            </w:tcMar>
+            <w:vAlign w:val="top"/>
+          </w:tcPr>
+          <w:p>
+            <w:pPr>
+              <w:spacing w:after="40"/>
+            </w:pPr>
+            <w:r>
+              <w:rPr>
+                <w:i/>
+                <w:iCs/>
+                <w:color w:val="5F6F80"/>
+                <w:sz w:val="19"/>
+                <w:szCs w:val="19"/>
+              </w:rPr>
+              <w:t xml:space="preserve">Not Divisor: write a counter-example that breaks the definition.</w:t>
+            </w:r>
+          </w:p>
+          <w:p>
+            <w:pPr>
+              <w:pBdr>
+                <w:bottom w:val="single" w:color="AFBECC" w:sz="6"/>
+              </w:pBdr>
+              <w:spacing w:after="30" w:before="150"/>
+            </w:pPr>
+            <w:r>
+              <w:t xml:space="preserve"/>
+            </w:r>
+          </w:p>
+        </w:tc>
+        <w:tc>
+          <w:tcPr>
+            <w:tcW w:type="dxa" w:w="2200"/>
+            <w:tcMar>
+              <w:top w:type="dxa" w:w="80"/>
+              <w:left w:type="dxa" w:w="100"/>
+              <w:bottom w:type="dxa" w:w="80"/>
+              <w:right w:type="dxa" w:w="100"/>
+            </w:tcMar>
+            <w:vAlign w:val="top"/>
+          </w:tcPr>
+          <w:p>
+            <w:pPr>
+              <w:spacing w:after="40"/>
               <w:jc w:val="center"/>
             </w:pPr>
             <w:r>
               <w:drawing>
                 <wp:inline distT="0" distB="0" distL="0" distR="0">
-                  <wp:extent cx="1047750" cy="790575"/>
+                  <wp:extent cx="876300" cy="657225"/>
                   <wp:effectExtent t="0" r="0" b="0" l="0"/>
                   <wp:docPr id="1" name="" descr="" title=""/>
                   <wp:cNvGraphicFramePr>
@@ -624,7 +900,7 @@
                         <pic:spPr bwMode="auto">
                           <a:xfrm>
                             <a:off x="0" y="0"/>
-                            <a:ext cx="1047750" cy="790575"/>
+                            <a:ext cx="876300" cy="657225"/>
                           </a:xfrm>
                           <a:prstGeom prst="rect">
                             <a:avLst/>
@@ -637,69 +913,10 @@
               </w:drawing>
             </w:r>
           </w:p>
-        </w:tc>
-        <w:tc>
-          <w:tcPr>
-            <w:tcW w:type="dxa" w:w="7560"/>
-            <w:tcMar>
-              <w:top w:type="dxa" w:w="100"/>
-              <w:left w:type="dxa" w:w="40"/>
-              <w:bottom w:type="dxa" w:w="100"/>
-              <w:right w:type="dxa" w:w="40"/>
-            </w:tcMar>
-            <w:vAlign w:val="center"/>
-          </w:tcPr>
-          <w:p>
-            <w:pPr>
-              <w:spacing w:after="50"/>
-            </w:pPr>
-            <w:r>
-              <w:rPr>
-                <w:b/>
-                <w:bCs/>
-                <w:color w:val="12355B"/>
-                <w:sz w:val="24"/>
-                <w:szCs w:val="24"/>
-              </w:rPr>
-              <w:t xml:space="preserve">Divisor</w:t>
-            </w:r>
-            <w:r>
-              <w:rPr>
-                <w:i/>
-                <w:iCs/>
-                <w:color w:val="5F6F80"/>
-                <w:sz w:val="19"/>
-                <w:szCs w:val="19"/>
-              </w:rPr>
-              <w:t xml:space="preserve">   Divisor</w:t>
-            </w:r>
-          </w:p>
-          <w:p>
-            <w:pPr>
-              <w:spacing w:after="40"/>
-            </w:pPr>
-            <w:r>
-              <w:rPr>
-                <w:sz w:val="21"/>
-                <w:szCs w:val="21"/>
-              </w:rPr>
-              <w:t xml:space="preserve">The number of equal groups you are dividing into (the number outside the division bracket).</w:t>
-            </w:r>
-          </w:p>
           <w:p>
             <w:pPr>
               <w:spacing w:after="0"/>
             </w:pPr>
-            <w:r>
-              <w:rPr>
-                <w:b/>
-                <w:bCs/>
-                <w:color w:val="1FA6A2"/>
-                <w:sz w:val="18"/>
-                <w:szCs w:val="18"/>
-              </w:rPr>
-              <w:t xml:space="preserve">Example:  </w:t>
-            </w:r>
             <w:r>
               <w:rPr>
                 <w:i/>
@@ -713,23 +930,6 @@
           </w:p>
         </w:tc>
       </w:tr>
-    </w:tbl>
-    <w:tbl>
-      <w:tblPr>
-        <w:tblW w:type="pct" w:w="100%"/>
-        <w:tblBorders>
-          <w:top w:val="none" w:color="FFFFFF" w:sz="0"/>
-          <w:left w:val="none" w:color="FFFFFF" w:sz="0"/>
-          <w:bottom w:val="single" w:color="C7D2DD" w:sz="4"/>
-          <w:right w:val="none" w:color="FFFFFF" w:sz="0"/>
-          <w:insideH w:val="none" w:color="FFFFFF" w:sz="0"/>
-          <w:insideV w:val="none" w:color="FFFFFF" w:sz="0"/>
-        </w:tblBorders>
-      </w:tblPr>
-      <w:tblGrid>
-        <w:gridCol w:w="1800"/>
-        <w:gridCol w:w="7560"/>
-      </w:tblGrid>
       <w:tr>
         <w:trPr>
           <w:cantSplit/>
@@ -738,22 +938,126 @@
           <w:tcPr>
             <w:tcW w:type="dxa" w:w="1800"/>
             <w:tcMar>
-              <w:top w:type="dxa" w:w="100"/>
-              <w:left w:type="dxa" w:w="40"/>
-              <w:bottom w:type="dxa" w:w="100"/>
-              <w:right w:type="dxa" w:w="120"/>
-            </w:tcMar>
-            <w:vAlign w:val="center"/>
-          </w:tcPr>
+              <w:top w:type="dxa" w:w="80"/>
+              <w:left w:type="dxa" w:w="100"/>
+              <w:bottom w:type="dxa" w:w="80"/>
+              <w:right w:type="dxa" w:w="100"/>
+            </w:tcMar>
+            <w:vAlign w:val="top"/>
+          </w:tcPr>
+          <w:p>
+            <w:pPr>
+              <w:spacing w:after="30"/>
+            </w:pPr>
+            <w:r>
+              <w:rPr>
+                <w:b/>
+                <w:bCs/>
+                <w:color w:val="12355B"/>
+                <w:sz w:val="21"/>
+                <w:szCs w:val="21"/>
+              </w:rPr>
+              <w:t xml:space="preserve">Reciprocal</w:t>
+            </w:r>
+          </w:p>
           <w:p>
             <w:pPr>
               <w:spacing w:after="0"/>
+            </w:pPr>
+            <w:r>
+              <w:rPr>
+                <w:i/>
+                <w:iCs/>
+                <w:color w:val="5F6F80"/>
+                <w:sz w:val="18"/>
+                <w:szCs w:val="18"/>
+              </w:rPr>
+              <w:t xml:space="preserve">Recíproco</w:t>
+            </w:r>
+          </w:p>
+        </w:tc>
+        <w:tc>
+          <w:tcPr>
+            <w:tcW w:type="dxa" w:w="3160"/>
+            <w:tcMar>
+              <w:top w:type="dxa" w:w="80"/>
+              <w:left w:type="dxa" w:w="100"/>
+              <w:bottom w:type="dxa" w:w="80"/>
+              <w:right w:type="dxa" w:w="100"/>
+            </w:tcMar>
+            <w:vAlign w:val="top"/>
+          </w:tcPr>
+          <w:p>
+            <w:pPr>
+              <w:spacing w:after="0"/>
+            </w:pPr>
+            <w:r>
+              <w:rPr>
+                <w:sz w:val="20"/>
+                <w:szCs w:val="20"/>
+              </w:rPr>
+              <w:t xml:space="preserve">A fraction turned upside down.</w:t>
+            </w:r>
+          </w:p>
+        </w:tc>
+        <w:tc>
+          <w:tcPr>
+            <w:tcW w:type="dxa" w:w="2200"/>
+            <w:tcMar>
+              <w:top w:type="dxa" w:w="80"/>
+              <w:left w:type="dxa" w:w="100"/>
+              <w:bottom w:type="dxa" w:w="80"/>
+              <w:right w:type="dxa" w:w="100"/>
+            </w:tcMar>
+            <w:vAlign w:val="top"/>
+          </w:tcPr>
+          <w:p>
+            <w:pPr>
+              <w:spacing w:after="40"/>
+            </w:pPr>
+            <w:r>
+              <w:rPr>
+                <w:i/>
+                <w:iCs/>
+                <w:color w:val="5F6F80"/>
+                <w:sz w:val="19"/>
+                <w:szCs w:val="19"/>
+              </w:rPr>
+              <w:t xml:space="preserve">Not Reciprocal: write a counter-example that breaks the definition.</w:t>
+            </w:r>
+          </w:p>
+          <w:p>
+            <w:pPr>
+              <w:pBdr>
+                <w:bottom w:val="single" w:color="AFBECC" w:sz="6"/>
+              </w:pBdr>
+              <w:spacing w:after="30" w:before="150"/>
+            </w:pPr>
+            <w:r>
+              <w:t xml:space="preserve"/>
+            </w:r>
+          </w:p>
+        </w:tc>
+        <w:tc>
+          <w:tcPr>
+            <w:tcW w:type="dxa" w:w="2200"/>
+            <w:tcMar>
+              <w:top w:type="dxa" w:w="80"/>
+              <w:left w:type="dxa" w:w="100"/>
+              <w:bottom w:type="dxa" w:w="80"/>
+              <w:right w:type="dxa" w:w="100"/>
+            </w:tcMar>
+            <w:vAlign w:val="top"/>
+          </w:tcPr>
+          <w:p>
+            <w:pPr>
+              <w:spacing w:after="40"/>
               <w:jc w:val="center"/>
             </w:pPr>
             <w:r>
               <w:drawing>
                 <wp:inline distT="0" distB="0" distL="0" distR="0">
-                  <wp:extent cx="1047750" cy="790575"/>
+                  <wp:extent cx="876300" cy="657225"/>
                   <wp:effectExtent t="0" r="0" b="0" l="0"/>
                   <wp:docPr id="1" name="" descr="" title=""/>
                   <wp:cNvGraphicFramePr>
@@ -778,7 +1082,7 @@
                         <pic:spPr bwMode="auto">
                           <a:xfrm>
                             <a:off x="0" y="0"/>
-                            <a:ext cx="1047750" cy="790575"/>
+                            <a:ext cx="876300" cy="657225"/>
                           </a:xfrm>
                           <a:prstGeom prst="rect">
                             <a:avLst/>
@@ -791,69 +1095,10 @@
               </w:drawing>
             </w:r>
           </w:p>
-        </w:tc>
-        <w:tc>
-          <w:tcPr>
-            <w:tcW w:type="dxa" w:w="7560"/>
-            <w:tcMar>
-              <w:top w:type="dxa" w:w="100"/>
-              <w:left w:type="dxa" w:w="40"/>
-              <w:bottom w:type="dxa" w:w="100"/>
-              <w:right w:type="dxa" w:w="40"/>
-            </w:tcMar>
-            <w:vAlign w:val="center"/>
-          </w:tcPr>
-          <w:p>
-            <w:pPr>
-              <w:spacing w:after="50"/>
-            </w:pPr>
-            <w:r>
-              <w:rPr>
-                <w:b/>
-                <w:bCs/>
-                <w:color w:val="12355B"/>
-                <w:sz w:val="24"/>
-                <w:szCs w:val="24"/>
-              </w:rPr>
-              <w:t xml:space="preserve">Reciprocal</w:t>
-            </w:r>
-            <w:r>
-              <w:rPr>
-                <w:i/>
-                <w:iCs/>
-                <w:color w:val="5F6F80"/>
-                <w:sz w:val="19"/>
-                <w:szCs w:val="19"/>
-              </w:rPr>
-              <w:t xml:space="preserve">   Recíproco</w:t>
-            </w:r>
-          </w:p>
-          <w:p>
-            <w:pPr>
-              <w:spacing w:after="40"/>
-            </w:pPr>
-            <w:r>
-              <w:rPr>
-                <w:sz w:val="21"/>
-                <w:szCs w:val="21"/>
-              </w:rPr>
-              <w:t xml:space="preserve">A fraction turned upside down.</w:t>
-            </w:r>
-          </w:p>
           <w:p>
             <w:pPr>
               <w:spacing w:after="0"/>
             </w:pPr>
-            <w:r>
-              <w:rPr>
-                <w:b/>
-                <w:bCs/>
-                <w:color w:val="1FA6A2"/>
-                <w:sz w:val="18"/>
-                <w:szCs w:val="18"/>
-              </w:rPr>
-              <w:t xml:space="preserve">Example:  </w:t>
-            </w:r>
             <w:r>
               <w:rPr>
                 <w:i/>
@@ -867,23 +1112,6 @@
           </w:p>
         </w:tc>
       </w:tr>
-    </w:tbl>
-    <w:tbl>
-      <w:tblPr>
-        <w:tblW w:type="pct" w:w="100%"/>
-        <w:tblBorders>
-          <w:top w:val="none" w:color="FFFFFF" w:sz="0"/>
-          <w:left w:val="none" w:color="FFFFFF" w:sz="0"/>
-          <w:bottom w:val="single" w:color="C7D2DD" w:sz="4"/>
-          <w:right w:val="none" w:color="FFFFFF" w:sz="0"/>
-          <w:insideH w:val="none" w:color="FFFFFF" w:sz="0"/>
-          <w:insideV w:val="none" w:color="FFFFFF" w:sz="0"/>
-        </w:tblBorders>
-      </w:tblPr>
-      <w:tblGrid>
-        <w:gridCol w:w="1800"/>
-        <w:gridCol w:w="7560"/>
-      </w:tblGrid>
       <w:tr>
         <w:trPr>
           <w:cantSplit/>
@@ -892,22 +1120,126 @@
           <w:tcPr>
             <w:tcW w:type="dxa" w:w="1800"/>
             <w:tcMar>
-              <w:top w:type="dxa" w:w="100"/>
-              <w:left w:type="dxa" w:w="40"/>
-              <w:bottom w:type="dxa" w:w="100"/>
-              <w:right w:type="dxa" w:w="120"/>
-            </w:tcMar>
-            <w:vAlign w:val="center"/>
-          </w:tcPr>
+              <w:top w:type="dxa" w:w="80"/>
+              <w:left w:type="dxa" w:w="100"/>
+              <w:bottom w:type="dxa" w:w="80"/>
+              <w:right w:type="dxa" w:w="100"/>
+            </w:tcMar>
+            <w:vAlign w:val="top"/>
+          </w:tcPr>
+          <w:p>
+            <w:pPr>
+              <w:spacing w:after="30"/>
+            </w:pPr>
+            <w:r>
+              <w:rPr>
+                <w:b/>
+                <w:bCs/>
+                <w:color w:val="12355B"/>
+                <w:sz w:val="21"/>
+                <w:szCs w:val="21"/>
+              </w:rPr>
+              <w:t xml:space="preserve">Quotient</w:t>
+            </w:r>
+          </w:p>
           <w:p>
             <w:pPr>
               <w:spacing w:after="0"/>
+            </w:pPr>
+            <w:r>
+              <w:rPr>
+                <w:i/>
+                <w:iCs/>
+                <w:color w:val="5F6F80"/>
+                <w:sz w:val="18"/>
+                <w:szCs w:val="18"/>
+              </w:rPr>
+              <w:t xml:space="preserve">Cociente</w:t>
+            </w:r>
+          </w:p>
+        </w:tc>
+        <w:tc>
+          <w:tcPr>
+            <w:tcW w:type="dxa" w:w="3160"/>
+            <w:tcMar>
+              <w:top w:type="dxa" w:w="80"/>
+              <w:left w:type="dxa" w:w="100"/>
+              <w:bottom w:type="dxa" w:w="80"/>
+              <w:right w:type="dxa" w:w="100"/>
+            </w:tcMar>
+            <w:vAlign w:val="top"/>
+          </w:tcPr>
+          <w:p>
+            <w:pPr>
+              <w:spacing w:after="0"/>
+            </w:pPr>
+            <w:r>
+              <w:rPr>
+                <w:sz w:val="20"/>
+                <w:szCs w:val="20"/>
+              </w:rPr>
+              <w:t xml:space="preserve">The answer when you divide.</w:t>
+            </w:r>
+          </w:p>
+        </w:tc>
+        <w:tc>
+          <w:tcPr>
+            <w:tcW w:type="dxa" w:w="2200"/>
+            <w:tcMar>
+              <w:top w:type="dxa" w:w="80"/>
+              <w:left w:type="dxa" w:w="100"/>
+              <w:bottom w:type="dxa" w:w="80"/>
+              <w:right w:type="dxa" w:w="100"/>
+            </w:tcMar>
+            <w:vAlign w:val="top"/>
+          </w:tcPr>
+          <w:p>
+            <w:pPr>
+              <w:spacing w:after="40"/>
+            </w:pPr>
+            <w:r>
+              <w:rPr>
+                <w:i/>
+                <w:iCs/>
+                <w:color w:val="5F6F80"/>
+                <w:sz w:val="19"/>
+                <w:szCs w:val="19"/>
+              </w:rPr>
+              <w:t xml:space="preserve">Not Quotient: write a counter-example that breaks the definition.</w:t>
+            </w:r>
+          </w:p>
+          <w:p>
+            <w:pPr>
+              <w:pBdr>
+                <w:bottom w:val="single" w:color="AFBECC" w:sz="6"/>
+              </w:pBdr>
+              <w:spacing w:after="30" w:before="150"/>
+            </w:pPr>
+            <w:r>
+              <w:t xml:space="preserve"/>
+            </w:r>
+          </w:p>
+        </w:tc>
+        <w:tc>
+          <w:tcPr>
+            <w:tcW w:type="dxa" w:w="2200"/>
+            <w:tcMar>
+              <w:top w:type="dxa" w:w="80"/>
+              <w:left w:type="dxa" w:w="100"/>
+              <w:bottom w:type="dxa" w:w="80"/>
+              <w:right w:type="dxa" w:w="100"/>
+            </w:tcMar>
+            <w:vAlign w:val="top"/>
+          </w:tcPr>
+          <w:p>
+            <w:pPr>
+              <w:spacing w:after="40"/>
               <w:jc w:val="center"/>
             </w:pPr>
             <w:r>
               <w:drawing>
                 <wp:inline distT="0" distB="0" distL="0" distR="0">
-                  <wp:extent cx="1047750" cy="790575"/>
+                  <wp:extent cx="876300" cy="657225"/>
                   <wp:effectExtent t="0" r="0" b="0" l="0"/>
                   <wp:docPr id="1" name="" descr="" title=""/>
                   <wp:cNvGraphicFramePr>
@@ -932,7 +1264,7 @@
                         <pic:spPr bwMode="auto">
                           <a:xfrm>
                             <a:off x="0" y="0"/>
-                            <a:ext cx="1047750" cy="790575"/>
+                            <a:ext cx="876300" cy="657225"/>
                           </a:xfrm>
                           <a:prstGeom prst="rect">
                             <a:avLst/>
@@ -945,69 +1277,10 @@
               </w:drawing>
             </w:r>
           </w:p>
-        </w:tc>
-        <w:tc>
-          <w:tcPr>
-            <w:tcW w:type="dxa" w:w="7560"/>
-            <w:tcMar>
-              <w:top w:type="dxa" w:w="100"/>
-              <w:left w:type="dxa" w:w="40"/>
-              <w:bottom w:type="dxa" w:w="100"/>
-              <w:right w:type="dxa" w:w="40"/>
-            </w:tcMar>
-            <w:vAlign w:val="center"/>
-          </w:tcPr>
-          <w:p>
-            <w:pPr>
-              <w:spacing w:after="50"/>
-            </w:pPr>
-            <w:r>
-              <w:rPr>
-                <w:b/>
-                <w:bCs/>
-                <w:color w:val="12355B"/>
-                <w:sz w:val="24"/>
-                <w:szCs w:val="24"/>
-              </w:rPr>
-              <w:t xml:space="preserve">Quotient</w:t>
-            </w:r>
-            <w:r>
-              <w:rPr>
-                <w:i/>
-                <w:iCs/>
-                <w:color w:val="5F6F80"/>
-                <w:sz w:val="19"/>
-                <w:szCs w:val="19"/>
-              </w:rPr>
-              <w:t xml:space="preserve">   Cociente</w:t>
-            </w:r>
-          </w:p>
-          <w:p>
-            <w:pPr>
-              <w:spacing w:after="40"/>
-            </w:pPr>
-            <w:r>
-              <w:rPr>
-                <w:sz w:val="21"/>
-                <w:szCs w:val="21"/>
-              </w:rPr>
-              <w:t xml:space="preserve">The answer when you divide.</w:t>
-            </w:r>
-          </w:p>
           <w:p>
             <w:pPr>
               <w:spacing w:after="0"/>
             </w:pPr>
-            <w:r>
-              <w:rPr>
-                <w:b/>
-                <w:bCs/>
-                <w:color w:val="1FA6A2"/>
-                <w:sz w:val="18"/>
-                <w:szCs w:val="18"/>
-              </w:rPr>
-              <w:t xml:space="preserve">Example:  </w:t>
-            </w:r>
             <w:r>
               <w:rPr>
                 <w:i/>
@@ -1021,23 +1294,6 @@
           </w:p>
         </w:tc>
       </w:tr>
-    </w:tbl>
-    <w:tbl>
-      <w:tblPr>
-        <w:tblW w:type="pct" w:w="100%"/>
-        <w:tblBorders>
-          <w:top w:val="none" w:color="FFFFFF" w:sz="0"/>
-          <w:left w:val="none" w:color="FFFFFF" w:sz="0"/>
-          <w:bottom w:val="single" w:color="C7D2DD" w:sz="4"/>
-          <w:right w:val="none" w:color="FFFFFF" w:sz="0"/>
-          <w:insideH w:val="none" w:color="FFFFFF" w:sz="0"/>
-          <w:insideV w:val="none" w:color="FFFFFF" w:sz="0"/>
-        </w:tblBorders>
-      </w:tblPr>
-      <w:tblGrid>
-        <w:gridCol w:w="1800"/>
-        <w:gridCol w:w="7560"/>
-      </w:tblGrid>
       <w:tr>
         <w:trPr>
           <w:cantSplit/>
@@ -1046,22 +1302,126 @@
           <w:tcPr>
             <w:tcW w:type="dxa" w:w="1800"/>
             <w:tcMar>
-              <w:top w:type="dxa" w:w="100"/>
-              <w:left w:type="dxa" w:w="40"/>
-              <w:bottom w:type="dxa" w:w="100"/>
-              <w:right w:type="dxa" w:w="120"/>
-            </w:tcMar>
-            <w:vAlign w:val="center"/>
-          </w:tcPr>
+              <w:top w:type="dxa" w:w="80"/>
+              <w:left w:type="dxa" w:w="100"/>
+              <w:bottom w:type="dxa" w:w="80"/>
+              <w:right w:type="dxa" w:w="100"/>
+            </w:tcMar>
+            <w:vAlign w:val="top"/>
+          </w:tcPr>
+          <w:p>
+            <w:pPr>
+              <w:spacing w:after="30"/>
+            </w:pPr>
+            <w:r>
+              <w:rPr>
+                <w:b/>
+                <w:bCs/>
+                <w:color w:val="12355B"/>
+                <w:sz w:val="21"/>
+                <w:szCs w:val="21"/>
+              </w:rPr>
+              <w:t xml:space="preserve">Simplify</w:t>
+            </w:r>
+          </w:p>
           <w:p>
             <w:pPr>
               <w:spacing w:after="0"/>
+            </w:pPr>
+            <w:r>
+              <w:rPr>
+                <w:i/>
+                <w:iCs/>
+                <w:color w:val="5F6F80"/>
+                <w:sz w:val="18"/>
+                <w:szCs w:val="18"/>
+              </w:rPr>
+              <w:t xml:space="preserve">Simplificar</w:t>
+            </w:r>
+          </w:p>
+        </w:tc>
+        <w:tc>
+          <w:tcPr>
+            <w:tcW w:type="dxa" w:w="3160"/>
+            <w:tcMar>
+              <w:top w:type="dxa" w:w="80"/>
+              <w:left w:type="dxa" w:w="100"/>
+              <w:bottom w:type="dxa" w:w="80"/>
+              <w:right w:type="dxa" w:w="100"/>
+            </w:tcMar>
+            <w:vAlign w:val="top"/>
+          </w:tcPr>
+          <w:p>
+            <w:pPr>
+              <w:spacing w:after="0"/>
+            </w:pPr>
+            <w:r>
+              <w:rPr>
+                <w:sz w:val="20"/>
+                <w:szCs w:val="20"/>
+              </w:rPr>
+              <w:t xml:space="preserve">To write a fraction with smaller numbers that names the same amount, like 2/4 = 1/2.</w:t>
+            </w:r>
+          </w:p>
+        </w:tc>
+        <w:tc>
+          <w:tcPr>
+            <w:tcW w:type="dxa" w:w="2200"/>
+            <w:tcMar>
+              <w:top w:type="dxa" w:w="80"/>
+              <w:left w:type="dxa" w:w="100"/>
+              <w:bottom w:type="dxa" w:w="80"/>
+              <w:right w:type="dxa" w:w="100"/>
+            </w:tcMar>
+            <w:vAlign w:val="top"/>
+          </w:tcPr>
+          <w:p>
+            <w:pPr>
+              <w:spacing w:after="40"/>
+            </w:pPr>
+            <w:r>
+              <w:rPr>
+                <w:i/>
+                <w:iCs/>
+                <w:color w:val="5F6F80"/>
+                <w:sz w:val="19"/>
+                <w:szCs w:val="19"/>
+              </w:rPr>
+              <w:t xml:space="preserve">Not Simplify: write a counter-example that breaks the definition.</w:t>
+            </w:r>
+          </w:p>
+          <w:p>
+            <w:pPr>
+              <w:pBdr>
+                <w:bottom w:val="single" w:color="AFBECC" w:sz="6"/>
+              </w:pBdr>
+              <w:spacing w:after="30" w:before="150"/>
+            </w:pPr>
+            <w:r>
+              <w:t xml:space="preserve"/>
+            </w:r>
+          </w:p>
+        </w:tc>
+        <w:tc>
+          <w:tcPr>
+            <w:tcW w:type="dxa" w:w="2200"/>
+            <w:tcMar>
+              <w:top w:type="dxa" w:w="80"/>
+              <w:left w:type="dxa" w:w="100"/>
+              <w:bottom w:type="dxa" w:w="80"/>
+              <w:right w:type="dxa" w:w="100"/>
+            </w:tcMar>
+            <w:vAlign w:val="top"/>
+          </w:tcPr>
+          <w:p>
+            <w:pPr>
+              <w:spacing w:after="40"/>
               <w:jc w:val="center"/>
             </w:pPr>
             <w:r>
               <w:drawing>
                 <wp:inline distT="0" distB="0" distL="0" distR="0">
-                  <wp:extent cx="1047750" cy="790575"/>
+                  <wp:extent cx="876300" cy="657225"/>
                   <wp:effectExtent t="0" r="0" b="0" l="0"/>
                   <wp:docPr id="1" name="" descr="" title=""/>
                   <wp:cNvGraphicFramePr>
@@ -1086,7 +1446,7 @@
                         <pic:spPr bwMode="auto">
                           <a:xfrm>
                             <a:off x="0" y="0"/>
-                            <a:ext cx="1047750" cy="790575"/>
+                            <a:ext cx="876300" cy="657225"/>
                           </a:xfrm>
                           <a:prstGeom prst="rect">
                             <a:avLst/>
@@ -1099,69 +1459,10 @@
               </w:drawing>
             </w:r>
           </w:p>
-        </w:tc>
-        <w:tc>
-          <w:tcPr>
-            <w:tcW w:type="dxa" w:w="7560"/>
-            <w:tcMar>
-              <w:top w:type="dxa" w:w="100"/>
-              <w:left w:type="dxa" w:w="40"/>
-              <w:bottom w:type="dxa" w:w="100"/>
-              <w:right w:type="dxa" w:w="40"/>
-            </w:tcMar>
-            <w:vAlign w:val="center"/>
-          </w:tcPr>
-          <w:p>
-            <w:pPr>
-              <w:spacing w:after="50"/>
-            </w:pPr>
-            <w:r>
-              <w:rPr>
-                <w:b/>
-                <w:bCs/>
-                <w:color w:val="12355B"/>
-                <w:sz w:val="24"/>
-                <w:szCs w:val="24"/>
-              </w:rPr>
-              <w:t xml:space="preserve">Simplify</w:t>
-            </w:r>
-            <w:r>
-              <w:rPr>
-                <w:i/>
-                <w:iCs/>
-                <w:color w:val="5F6F80"/>
-                <w:sz w:val="19"/>
-                <w:szCs w:val="19"/>
-              </w:rPr>
-              <w:t xml:space="preserve">   Simplificar</w:t>
-            </w:r>
-          </w:p>
-          <w:p>
-            <w:pPr>
-              <w:spacing w:after="40"/>
-            </w:pPr>
-            <w:r>
-              <w:rPr>
-                <w:sz w:val="21"/>
-                <w:szCs w:val="21"/>
-              </w:rPr>
-              <w:t xml:space="preserve">To write a fraction with smaller numbers that names the same amount, like 2/4 = 1/2.</w:t>
-            </w:r>
-          </w:p>
           <w:p>
             <w:pPr>
               <w:spacing w:after="0"/>
             </w:pPr>
-            <w:r>
-              <w:rPr>
-                <w:b/>
-                <w:bCs/>
-                <w:color w:val="1FA6A2"/>
-                <w:sz w:val="18"/>
-                <w:szCs w:val="18"/>
-              </w:rPr>
-              <w:t xml:space="preserve">Example:  </w:t>
-            </w:r>
             <w:r>
               <w:rPr>
                 <w:i/>
@@ -1175,23 +1476,6 @@
           </w:p>
         </w:tc>
       </w:tr>
-    </w:tbl>
-    <w:tbl>
-      <w:tblPr>
-        <w:tblW w:type="pct" w:w="100%"/>
-        <w:tblBorders>
-          <w:top w:val="none" w:color="FFFFFF" w:sz="0"/>
-          <w:left w:val="none" w:color="FFFFFF" w:sz="0"/>
-          <w:bottom w:val="single" w:color="C7D2DD" w:sz="4"/>
-          <w:right w:val="none" w:color="FFFFFF" w:sz="0"/>
-          <w:insideH w:val="none" w:color="FFFFFF" w:sz="0"/>
-          <w:insideV w:val="none" w:color="FFFFFF" w:sz="0"/>
-        </w:tblBorders>
-      </w:tblPr>
-      <w:tblGrid>
-        <w:gridCol w:w="1800"/>
-        <w:gridCol w:w="7560"/>
-      </w:tblGrid>
       <w:tr>
         <w:trPr>
           <w:cantSplit/>
@@ -1200,22 +1484,126 @@
           <w:tcPr>
             <w:tcW w:type="dxa" w:w="1800"/>
             <w:tcMar>
-              <w:top w:type="dxa" w:w="100"/>
-              <w:left w:type="dxa" w:w="40"/>
-              <w:bottom w:type="dxa" w:w="100"/>
-              <w:right w:type="dxa" w:w="120"/>
-            </w:tcMar>
-            <w:vAlign w:val="center"/>
-          </w:tcPr>
+              <w:top w:type="dxa" w:w="80"/>
+              <w:left w:type="dxa" w:w="100"/>
+              <w:bottom w:type="dxa" w:w="80"/>
+              <w:right w:type="dxa" w:w="100"/>
+            </w:tcMar>
+            <w:vAlign w:val="top"/>
+          </w:tcPr>
+          <w:p>
+            <w:pPr>
+              <w:spacing w:after="30"/>
+            </w:pPr>
+            <w:r>
+              <w:rPr>
+                <w:b/>
+                <w:bCs/>
+                <w:color w:val="12355B"/>
+                <w:sz w:val="21"/>
+                <w:szCs w:val="21"/>
+              </w:rPr>
+              <w:t xml:space="preserve">Mixed number</w:t>
+            </w:r>
+          </w:p>
           <w:p>
             <w:pPr>
               <w:spacing w:after="0"/>
+            </w:pPr>
+            <w:r>
+              <w:rPr>
+                <w:i/>
+                <w:iCs/>
+                <w:color w:val="5F6F80"/>
+                <w:sz w:val="18"/>
+                <w:szCs w:val="18"/>
+              </w:rPr>
+              <w:t xml:space="preserve">Número mixto</w:t>
+            </w:r>
+          </w:p>
+        </w:tc>
+        <w:tc>
+          <w:tcPr>
+            <w:tcW w:type="dxa" w:w="3160"/>
+            <w:tcMar>
+              <w:top w:type="dxa" w:w="80"/>
+              <w:left w:type="dxa" w:w="100"/>
+              <w:bottom w:type="dxa" w:w="80"/>
+              <w:right w:type="dxa" w:w="100"/>
+            </w:tcMar>
+            <w:vAlign w:val="top"/>
+          </w:tcPr>
+          <w:p>
+            <w:pPr>
+              <w:spacing w:after="0"/>
+            </w:pPr>
+            <w:r>
+              <w:rPr>
+                <w:sz w:val="20"/>
+                <w:szCs w:val="20"/>
+              </w:rPr>
+              <w:t xml:space="preserve">A whole number and a fraction written together, like 2 1/2. It must be rewritten as an improper fraction before dividing.</w:t>
+            </w:r>
+          </w:p>
+        </w:tc>
+        <w:tc>
+          <w:tcPr>
+            <w:tcW w:type="dxa" w:w="2200"/>
+            <w:tcMar>
+              <w:top w:type="dxa" w:w="80"/>
+              <w:left w:type="dxa" w:w="100"/>
+              <w:bottom w:type="dxa" w:w="80"/>
+              <w:right w:type="dxa" w:w="100"/>
+            </w:tcMar>
+            <w:vAlign w:val="top"/>
+          </w:tcPr>
+          <w:p>
+            <w:pPr>
+              <w:spacing w:after="40"/>
+            </w:pPr>
+            <w:r>
+              <w:rPr>
+                <w:i/>
+                <w:iCs/>
+                <w:color w:val="5F6F80"/>
+                <w:sz w:val="19"/>
+                <w:szCs w:val="19"/>
+              </w:rPr>
+              <w:t xml:space="preserve">Not Mixed number: write a counter-example that breaks the definition.</w:t>
+            </w:r>
+          </w:p>
+          <w:p>
+            <w:pPr>
+              <w:pBdr>
+                <w:bottom w:val="single" w:color="AFBECC" w:sz="6"/>
+              </w:pBdr>
+              <w:spacing w:after="30" w:before="150"/>
+            </w:pPr>
+            <w:r>
+              <w:t xml:space="preserve"/>
+            </w:r>
+          </w:p>
+        </w:tc>
+        <w:tc>
+          <w:tcPr>
+            <w:tcW w:type="dxa" w:w="2200"/>
+            <w:tcMar>
+              <w:top w:type="dxa" w:w="80"/>
+              <w:left w:type="dxa" w:w="100"/>
+              <w:bottom w:type="dxa" w:w="80"/>
+              <w:right w:type="dxa" w:w="100"/>
+            </w:tcMar>
+            <w:vAlign w:val="top"/>
+          </w:tcPr>
+          <w:p>
+            <w:pPr>
+              <w:spacing w:after="40"/>
               <w:jc w:val="center"/>
             </w:pPr>
             <w:r>
               <w:drawing>
                 <wp:inline distT="0" distB="0" distL="0" distR="0">
-                  <wp:extent cx="1047750" cy="790575"/>
+                  <wp:extent cx="876300" cy="657225"/>
                   <wp:effectExtent t="0" r="0" b="0" l="0"/>
                   <wp:docPr id="1" name="" descr="" title=""/>
                   <wp:cNvGraphicFramePr>
@@ -1240,7 +1628,7 @@
                         <pic:spPr bwMode="auto">
                           <a:xfrm>
                             <a:off x="0" y="0"/>
-                            <a:ext cx="1047750" cy="790575"/>
+                            <a:ext cx="876300" cy="657225"/>
                           </a:xfrm>
                           <a:prstGeom prst="rect">
                             <a:avLst/>
@@ -1253,69 +1641,10 @@
               </w:drawing>
             </w:r>
           </w:p>
-        </w:tc>
-        <w:tc>
-          <w:tcPr>
-            <w:tcW w:type="dxa" w:w="7560"/>
-            <w:tcMar>
-              <w:top w:type="dxa" w:w="100"/>
-              <w:left w:type="dxa" w:w="40"/>
-              <w:bottom w:type="dxa" w:w="100"/>
-              <w:right w:type="dxa" w:w="40"/>
-            </w:tcMar>
-            <w:vAlign w:val="center"/>
-          </w:tcPr>
-          <w:p>
-            <w:pPr>
-              <w:spacing w:after="50"/>
-            </w:pPr>
-            <w:r>
-              <w:rPr>
-                <w:b/>
-                <w:bCs/>
-                <w:color w:val="12355B"/>
-                <w:sz w:val="24"/>
-                <w:szCs w:val="24"/>
-              </w:rPr>
-              <w:t xml:space="preserve">Mixed number</w:t>
-            </w:r>
-            <w:r>
-              <w:rPr>
-                <w:i/>
-                <w:iCs/>
-                <w:color w:val="5F6F80"/>
-                <w:sz w:val="19"/>
-                <w:szCs w:val="19"/>
-              </w:rPr>
-              <w:t xml:space="preserve">   Número mixto</w:t>
-            </w:r>
-          </w:p>
-          <w:p>
-            <w:pPr>
-              <w:spacing w:after="40"/>
-            </w:pPr>
-            <w:r>
-              <w:rPr>
-                <w:sz w:val="21"/>
-                <w:szCs w:val="21"/>
-              </w:rPr>
-              <w:t xml:space="preserve">A whole number and a fraction written together, like 2 1/2. It must be rewritten as an improper fraction before dividing.</w:t>
-            </w:r>
-          </w:p>
           <w:p>
             <w:pPr>
               <w:spacing w:after="0"/>
             </w:pPr>
-            <w:r>
-              <w:rPr>
-                <w:b/>
-                <w:bCs/>
-                <w:color w:val="1FA6A2"/>
-                <w:sz w:val="18"/>
-                <w:szCs w:val="18"/>
-              </w:rPr>
-              <w:t xml:space="preserve">Example:  </w:t>
-            </w:r>
             <w:r>
               <w:rPr>
                 <w:i/>
@@ -1329,23 +1658,6 @@
           </w:p>
         </w:tc>
       </w:tr>
-    </w:tbl>
-    <w:tbl>
-      <w:tblPr>
-        <w:tblW w:type="pct" w:w="100%"/>
-        <w:tblBorders>
-          <w:top w:val="none" w:color="FFFFFF" w:sz="0"/>
-          <w:left w:val="none" w:color="FFFFFF" w:sz="0"/>
-          <w:bottom w:val="single" w:color="C7D2DD" w:sz="4"/>
-          <w:right w:val="none" w:color="FFFFFF" w:sz="0"/>
-          <w:insideH w:val="none" w:color="FFFFFF" w:sz="0"/>
-          <w:insideV w:val="none" w:color="FFFFFF" w:sz="0"/>
-        </w:tblBorders>
-      </w:tblPr>
-      <w:tblGrid>
-        <w:gridCol w:w="1800"/>
-        <w:gridCol w:w="7560"/>
-      </w:tblGrid>
       <w:tr>
         <w:trPr>
           <w:cantSplit/>
@@ -1354,22 +1666,126 @@
           <w:tcPr>
             <w:tcW w:type="dxa" w:w="1800"/>
             <w:tcMar>
-              <w:top w:type="dxa" w:w="100"/>
-              <w:left w:type="dxa" w:w="40"/>
-              <w:bottom w:type="dxa" w:w="100"/>
-              <w:right w:type="dxa" w:w="120"/>
-            </w:tcMar>
-            <w:vAlign w:val="center"/>
-          </w:tcPr>
+              <w:top w:type="dxa" w:w="80"/>
+              <w:left w:type="dxa" w:w="100"/>
+              <w:bottom w:type="dxa" w:w="80"/>
+              <w:right w:type="dxa" w:w="100"/>
+            </w:tcMar>
+            <w:vAlign w:val="top"/>
+          </w:tcPr>
+          <w:p>
+            <w:pPr>
+              <w:spacing w:after="30"/>
+            </w:pPr>
+            <w:r>
+              <w:rPr>
+                <w:b/>
+                <w:bCs/>
+                <w:color w:val="12355B"/>
+                <w:sz w:val="21"/>
+                <w:szCs w:val="21"/>
+              </w:rPr>
+              <w:t xml:space="preserve">Improper fraction</w:t>
+            </w:r>
+          </w:p>
           <w:p>
             <w:pPr>
               <w:spacing w:after="0"/>
+            </w:pPr>
+            <w:r>
+              <w:rPr>
+                <w:i/>
+                <w:iCs/>
+                <w:color w:val="5F6F80"/>
+                <w:sz w:val="18"/>
+                <w:szCs w:val="18"/>
+              </w:rPr>
+              <w:t xml:space="preserve">Fracción impropia</w:t>
+            </w:r>
+          </w:p>
+        </w:tc>
+        <w:tc>
+          <w:tcPr>
+            <w:tcW w:type="dxa" w:w="3160"/>
+            <w:tcMar>
+              <w:top w:type="dxa" w:w="80"/>
+              <w:left w:type="dxa" w:w="100"/>
+              <w:bottom w:type="dxa" w:w="80"/>
+              <w:right w:type="dxa" w:w="100"/>
+            </w:tcMar>
+            <w:vAlign w:val="top"/>
+          </w:tcPr>
+          <w:p>
+            <w:pPr>
+              <w:spacing w:after="0"/>
+            </w:pPr>
+            <w:r>
+              <w:rPr>
+                <w:sz w:val="20"/>
+                <w:szCs w:val="20"/>
+              </w:rPr>
+              <w:t xml:space="preserve">A fraction whose numerator is greater than or equal to its denominator, like 5/2.</w:t>
+            </w:r>
+          </w:p>
+        </w:tc>
+        <w:tc>
+          <w:tcPr>
+            <w:tcW w:type="dxa" w:w="2200"/>
+            <w:tcMar>
+              <w:top w:type="dxa" w:w="80"/>
+              <w:left w:type="dxa" w:w="100"/>
+              <w:bottom w:type="dxa" w:w="80"/>
+              <w:right w:type="dxa" w:w="100"/>
+            </w:tcMar>
+            <w:vAlign w:val="top"/>
+          </w:tcPr>
+          <w:p>
+            <w:pPr>
+              <w:spacing w:after="40"/>
+            </w:pPr>
+            <w:r>
+              <w:rPr>
+                <w:i/>
+                <w:iCs/>
+                <w:color w:val="5F6F80"/>
+                <w:sz w:val="19"/>
+                <w:szCs w:val="19"/>
+              </w:rPr>
+              <w:t xml:space="preserve">Not Improper fraction: write a counter-example that breaks the definition.</w:t>
+            </w:r>
+          </w:p>
+          <w:p>
+            <w:pPr>
+              <w:pBdr>
+                <w:bottom w:val="single" w:color="AFBECC" w:sz="6"/>
+              </w:pBdr>
+              <w:spacing w:after="30" w:before="150"/>
+            </w:pPr>
+            <w:r>
+              <w:t xml:space="preserve"/>
+            </w:r>
+          </w:p>
+        </w:tc>
+        <w:tc>
+          <w:tcPr>
+            <w:tcW w:type="dxa" w:w="2200"/>
+            <w:tcMar>
+              <w:top w:type="dxa" w:w="80"/>
+              <w:left w:type="dxa" w:w="100"/>
+              <w:bottom w:type="dxa" w:w="80"/>
+              <w:right w:type="dxa" w:w="100"/>
+            </w:tcMar>
+            <w:vAlign w:val="top"/>
+          </w:tcPr>
+          <w:p>
+            <w:pPr>
+              <w:spacing w:after="40"/>
               <w:jc w:val="center"/>
             </w:pPr>
             <w:r>
               <w:drawing>
                 <wp:inline distT="0" distB="0" distL="0" distR="0">
-                  <wp:extent cx="1047750" cy="790575"/>
+                  <wp:extent cx="876300" cy="657225"/>
                   <wp:effectExtent t="0" r="0" b="0" l="0"/>
                   <wp:docPr id="1" name="" descr="" title=""/>
                   <wp:cNvGraphicFramePr>
@@ -1394,7 +1810,7 @@
                         <pic:spPr bwMode="auto">
                           <a:xfrm>
                             <a:off x="0" y="0"/>
-                            <a:ext cx="1047750" cy="790575"/>
+                            <a:ext cx="876300" cy="657225"/>
                           </a:xfrm>
                           <a:prstGeom prst="rect">
                             <a:avLst/>
@@ -1407,69 +1823,10 @@
               </w:drawing>
             </w:r>
           </w:p>
-        </w:tc>
-        <w:tc>
-          <w:tcPr>
-            <w:tcW w:type="dxa" w:w="7560"/>
-            <w:tcMar>
-              <w:top w:type="dxa" w:w="100"/>
-              <w:left w:type="dxa" w:w="40"/>
-              <w:bottom w:type="dxa" w:w="100"/>
-              <w:right w:type="dxa" w:w="40"/>
-            </w:tcMar>
-            <w:vAlign w:val="center"/>
-          </w:tcPr>
-          <w:p>
-            <w:pPr>
-              <w:spacing w:after="50"/>
-            </w:pPr>
-            <w:r>
-              <w:rPr>
-                <w:b/>
-                <w:bCs/>
-                <w:color w:val="12355B"/>
-                <w:sz w:val="24"/>
-                <w:szCs w:val="24"/>
-              </w:rPr>
-              <w:t xml:space="preserve">Improper fraction</w:t>
-            </w:r>
-            <w:r>
-              <w:rPr>
-                <w:i/>
-                <w:iCs/>
-                <w:color w:val="5F6F80"/>
-                <w:sz w:val="19"/>
-                <w:szCs w:val="19"/>
-              </w:rPr>
-              <w:t xml:space="preserve">   Fracción impropia</w:t>
-            </w:r>
-          </w:p>
-          <w:p>
-            <w:pPr>
-              <w:spacing w:after="40"/>
-            </w:pPr>
-            <w:r>
-              <w:rPr>
-                <w:sz w:val="21"/>
-                <w:szCs w:val="21"/>
-              </w:rPr>
-              <w:t xml:space="preserve">A fraction whose numerator is greater than or equal to its denominator, like 5/2.</w:t>
-            </w:r>
-          </w:p>
           <w:p>
             <w:pPr>
               <w:spacing w:after="0"/>
             </w:pPr>
-            <w:r>
-              <w:rPr>
-                <w:b/>
-                <w:bCs/>
-                <w:color w:val="1FA6A2"/>
-                <w:sz w:val="18"/>
-                <w:szCs w:val="18"/>
-              </w:rPr>
-              <w:t xml:space="preserve">Example:  </w:t>
-            </w:r>
             <w:r>
               <w:rPr>
                 <w:i/>
@@ -2915,7 +3272,7 @@
           <w:sz w:val="20"/>
           <w:szCs w:val="20"/>
         </w:rPr>
-        <w:t xml:space="preserve">•  Why does 'keep, change, flip' work?</w:t>
+        <w:t xml:space="preserve">•  Why does 'multiply by the reciprocal' work?</w:t>
       </w:r>
     </w:p>
     <w:p>
@@ -3857,7 +4214,7 @@
           <w:sz w:val="19"/>
           <w:szCs w:val="19"/>
         </w:rPr>
-        <w:t xml:space="preserve">   You Do — show your work</w:t>
+        <w:t xml:space="preserve">   You Do — show your work and reasoning</w:t>
       </w:r>
     </w:p>
     <w:p>
@@ -3872,7 +4229,7 @@
           <w:sz w:val="19"/>
           <w:szCs w:val="19"/>
         </w:rPr>
-        <w:t xml:space="preserve">Solve each problem. Show your thinking in the work box.</w:t>
+        <w:t xml:space="preserve">Solve each problem in the middle column and explain your reasoning using the sentence starters on the right.</w:t>
       </w:r>
     </w:p>
     <w:p>
@@ -3901,120 +4258,219 @@
         <w:t xml:space="preserve">   extra scaffolding</w:t>
       </w:r>
     </w:p>
-    <w:p>
-      <w:pPr>
-        <w:keepNext/>
-        <w:spacing w:after="60" w:before="160"/>
-      </w:pPr>
-      <w:r>
-        <w:rPr>
-          <w:b/>
-          <w:bCs/>
-          <w:color w:val="12355B"/>
-          <w:sz w:val="22"/>
-          <w:szCs w:val="22"/>
-        </w:rPr>
-        <w:t xml:space="preserve">1.  </w:t>
-      </w:r>
-      <w:r>
-        <w:rPr>
-          <w:b/>
-          <w:bCs/>
-          <w:sz w:val="21"/>
-          <w:szCs w:val="21"/>
-        </w:rPr>
-        <w:t xml:space="preserve">What is 3/4 ÷ 1/8?</w:t>
-      </w:r>
-    </w:p>
-    <w:p>
-      <w:pPr>
-        <w:spacing w:after="40"/>
-        <w:ind w:left="420"/>
-      </w:pPr>
-      <w:r>
-        <w:rPr>
-          <w:sz w:val="20"/>
-          <w:szCs w:val="20"/>
-        </w:rPr>
-        <w:t xml:space="preserve">A)  3/32</w:t>
-      </w:r>
-    </w:p>
-    <w:p>
-      <w:pPr>
-        <w:spacing w:after="40"/>
-        <w:ind w:left="420"/>
-      </w:pPr>
-      <w:r>
-        <w:rPr>
-          <w:sz w:val="20"/>
-          <w:szCs w:val="20"/>
-        </w:rPr>
-        <w:t xml:space="preserve">B)  6</w:t>
-      </w:r>
-    </w:p>
-    <w:p>
-      <w:pPr>
-        <w:spacing w:after="40"/>
-        <w:ind w:left="420"/>
-      </w:pPr>
-      <w:r>
-        <w:rPr>
-          <w:sz w:val="20"/>
-          <w:szCs w:val="20"/>
-        </w:rPr>
-        <w:t xml:space="preserve">C)  8/3</w:t>
-      </w:r>
-    </w:p>
-    <w:p>
-      <w:pPr>
-        <w:spacing w:after="40"/>
-        <w:ind w:left="420"/>
-      </w:pPr>
-      <w:r>
-        <w:rPr>
-          <w:sz w:val="20"/>
-          <w:szCs w:val="20"/>
-        </w:rPr>
-        <w:t xml:space="preserve">D)  24</w:t>
-      </w:r>
-    </w:p>
-    <w:p>
-      <w:pPr>
-        <w:spacing w:after="20"/>
-      </w:pPr>
-      <w:r>
-        <w:t xml:space="preserve"/>
-      </w:r>
-    </w:p>
     <w:tbl>
       <w:tblPr>
-        <w:tblW w:type="pct" w:w="100%"/>
+        <w:tblW w:type="dxa" w:w="9360"/>
         <w:tblBorders>
           <w:top w:val="single" w:color="C7D2DD" w:sz="6"/>
           <w:left w:val="single" w:color="C7D2DD" w:sz="6"/>
           <w:bottom w:val="single" w:color="C7D2DD" w:sz="6"/>
           <w:right w:val="single" w:color="C7D2DD" w:sz="6"/>
-          <w:insideH w:val="single" w:color="auto" w:sz="4"/>
-          <w:insideV w:val="single" w:color="auto" w:sz="4"/>
+          <w:insideH w:val="single" w:color="C7D2DD" w:sz="6"/>
+          <w:insideV w:val="single" w:color="C7D2DD" w:sz="6"/>
         </w:tblBorders>
       </w:tblPr>
       <w:tblGrid>
-        <w:gridCol w:w="100"/>
+        <w:gridCol w:w="2800"/>
+        <w:gridCol w:w="3560"/>
+        <w:gridCol w:w="3000"/>
       </w:tblGrid>
       <w:tr>
-        <w:tc>
-          <w:tcPr>
+        <w:trPr>
+          <w:cantSplit/>
+          <w:tblHeader/>
+        </w:trPr>
+        <w:tc>
+          <w:tcPr>
+            <w:tcW w:type="dxa" w:w="2800"/>
+            <w:shd w:fill="EEF4F8" w:color="auto" w:val="clear"/>
+            <w:tcMar>
+              <w:top w:type="dxa" w:w="60"/>
+              <w:left w:type="dxa" w:w="100"/>
+              <w:bottom w:type="dxa" w:w="60"/>
+              <w:right w:type="dxa" w:w="100"/>
+            </w:tcMar>
+          </w:tcPr>
+          <w:p>
+            <w:pPr>
+              <w:spacing w:after="0"/>
+            </w:pPr>
+            <w:r>
+              <w:rPr>
+                <w:b/>
+                <w:bCs/>
+                <w:color w:val="12355B"/>
+                <w:sz w:val="16"/>
+                <w:szCs w:val="16"/>
+              </w:rPr>
+              <w:t xml:space="preserve">CORE PROBLEM / GIVEN REPRESENTATION</w:t>
+            </w:r>
+          </w:p>
+        </w:tc>
+        <w:tc>
+          <w:tcPr>
+            <w:tcW w:type="dxa" w:w="3560"/>
+            <w:shd w:fill="EEF4F8" w:color="auto" w:val="clear"/>
+            <w:tcMar>
+              <w:top w:type="dxa" w:w="60"/>
+              <w:left w:type="dxa" w:w="100"/>
+              <w:bottom w:type="dxa" w:w="60"/>
+              <w:right w:type="dxa" w:w="100"/>
+            </w:tcMar>
+          </w:tcPr>
+          <w:p>
+            <w:pPr>
+              <w:spacing w:after="0"/>
+            </w:pPr>
+            <w:r>
+              <w:rPr>
+                <w:b/>
+                <w:bCs/>
+                <w:color w:val="12355B"/>
+                <w:sz w:val="16"/>
+                <w:szCs w:val="16"/>
+              </w:rPr>
+              <w:t xml:space="preserve">WORKING SPACE / CALCULATION STEPS</w:t>
+            </w:r>
+          </w:p>
+        </w:tc>
+        <w:tc>
+          <w:tcPr>
+            <w:tcW w:type="dxa" w:w="3000"/>
             <w:shd w:fill="FBF3E2" w:color="auto" w:val="clear"/>
             <w:tcMar>
               <w:top w:type="dxa" w:w="60"/>
-              <w:left w:type="dxa" w:w="120"/>
+              <w:left w:type="dxa" w:w="100"/>
               <w:bottom w:type="dxa" w:w="60"/>
-              <w:right w:type="dxa" w:w="120"/>
-            </w:tcMar>
-          </w:tcPr>
-          <w:p>
-            <w:pPr>
-              <w:spacing w:after="0" w:line="320"/>
+              <w:right w:type="dxa" w:w="100"/>
+            </w:tcMar>
+          </w:tcPr>
+          <w:p>
+            <w:pPr>
+              <w:spacing w:after="0"/>
+            </w:pPr>
+            <w:r>
+              <w:rPr>
+                <w:b/>
+                <w:bCs/>
+                <w:color w:val="B97A12"/>
+                <w:sz w:val="16"/>
+                <w:szCs w:val="16"/>
+              </w:rPr>
+              <w:t xml:space="preserve">EXPLAIN YOUR REASONING</w:t>
+            </w:r>
+          </w:p>
+        </w:tc>
+      </w:tr>
+      <w:tr>
+        <w:trPr>
+          <w:cantSplit/>
+        </w:trPr>
+        <w:tc>
+          <w:tcPr>
+            <w:tcW w:type="dxa" w:w="2800"/>
+            <w:tcMar>
+              <w:top w:type="dxa" w:w="80"/>
+              <w:left w:type="dxa" w:w="100"/>
+              <w:bottom w:type="dxa" w:w="80"/>
+              <w:right w:type="dxa" w:w="100"/>
+            </w:tcMar>
+            <w:vAlign w:val="top"/>
+          </w:tcPr>
+          <w:p>
+            <w:pPr>
+              <w:spacing w:after="60"/>
+            </w:pPr>
+            <w:r>
+              <w:rPr>
+                <w:b/>
+                <w:bCs/>
+                <w:color w:val="12355B"/>
+                <w:sz w:val="21"/>
+                <w:szCs w:val="21"/>
+              </w:rPr>
+              <w:t xml:space="preserve">1.  </w:t>
+            </w:r>
+            <w:r>
+              <w:rPr>
+                <w:b/>
+                <w:bCs/>
+                <w:sz w:val="20"/>
+                <w:szCs w:val="20"/>
+              </w:rPr>
+              <w:t xml:space="preserve">What is 3/4 ÷ 1/8?</w:t>
+            </w:r>
+          </w:p>
+          <w:p>
+            <w:pPr>
+              <w:spacing w:after="30"/>
+              <w:ind w:left="180"/>
+            </w:pPr>
+            <w:r>
+              <w:rPr>
+                <w:sz w:val="19"/>
+                <w:szCs w:val="19"/>
+              </w:rPr>
+              <w:t xml:space="preserve">A)  3/32</w:t>
+            </w:r>
+          </w:p>
+          <w:p>
+            <w:pPr>
+              <w:spacing w:after="30"/>
+              <w:ind w:left="180"/>
+            </w:pPr>
+            <w:r>
+              <w:rPr>
+                <w:sz w:val="19"/>
+                <w:szCs w:val="19"/>
+              </w:rPr>
+              <w:t xml:space="preserve">B)  6</w:t>
+            </w:r>
+          </w:p>
+          <w:p>
+            <w:pPr>
+              <w:spacing w:after="30"/>
+              <w:ind w:left="180"/>
+            </w:pPr>
+            <w:r>
+              <w:rPr>
+                <w:sz w:val="19"/>
+                <w:szCs w:val="19"/>
+              </w:rPr>
+              <w:t xml:space="preserve">C)  8/3</w:t>
+            </w:r>
+          </w:p>
+          <w:p>
+            <w:pPr>
+              <w:spacing w:after="30"/>
+              <w:ind w:left="180"/>
+            </w:pPr>
+            <w:r>
+              <w:rPr>
+                <w:sz w:val="19"/>
+                <w:szCs w:val="19"/>
+              </w:rPr>
+              <w:t xml:space="preserve">D)  24</w:t>
+            </w:r>
+          </w:p>
+        </w:tc>
+        <w:tc>
+          <w:tcPr>
+            <w:tcW w:type="dxa" w:w="3560"/>
+            <w:tcMar>
+              <w:top w:type="dxa" w:w="80"/>
+              <w:left w:type="dxa" w:w="100"/>
+              <w:bottom w:type="dxa" w:w="80"/>
+              <w:right w:type="dxa" w:w="100"/>
+            </w:tcMar>
+            <w:vAlign w:val="top"/>
+          </w:tcPr>
+          <w:p>
+            <w:pPr>
+              <w:pBdr>
+                <w:bottom w:val="single" w:color="AFBECC" w:sz="6"/>
+              </w:pBdr>
+              <w:spacing w:after="30" w:before="150"/>
             </w:pPr>
             <w:r>
               <w:t xml:space="preserve"/>
@@ -4022,7 +4478,147 @@
           </w:p>
           <w:p>
             <w:pPr>
-              <w:spacing w:after="0" w:line="320"/>
+              <w:pBdr>
+                <w:bottom w:val="single" w:color="AFBECC" w:sz="6"/>
+              </w:pBdr>
+              <w:spacing w:after="30" w:before="150"/>
+            </w:pPr>
+            <w:r>
+              <w:t xml:space="preserve"/>
+            </w:r>
+          </w:p>
+          <w:p>
+            <w:pPr>
+              <w:pBdr>
+                <w:bottom w:val="single" w:color="AFBECC" w:sz="6"/>
+              </w:pBdr>
+              <w:spacing w:after="30" w:before="150"/>
+            </w:pPr>
+            <w:r>
+              <w:t xml:space="preserve"/>
+            </w:r>
+          </w:p>
+          <w:p>
+            <w:pPr>
+              <w:pBdr>
+                <w:bottom w:val="single" w:color="AFBECC" w:sz="6"/>
+              </w:pBdr>
+              <w:spacing w:after="30" w:before="150"/>
+            </w:pPr>
+            <w:r>
+              <w:t xml:space="preserve"/>
+            </w:r>
+          </w:p>
+        </w:tc>
+        <w:tc>
+          <w:tcPr>
+            <w:tcW w:type="dxa" w:w="3000"/>
+            <w:shd w:fill="FBF3E2" w:color="auto" w:val="clear"/>
+            <w:tcMar>
+              <w:top w:type="dxa" w:w="80"/>
+              <w:left w:type="dxa" w:w="100"/>
+              <w:bottom w:type="dxa" w:w="80"/>
+              <w:right w:type="dxa" w:w="100"/>
+            </w:tcMar>
+            <w:vAlign w:val="top"/>
+          </w:tcPr>
+          <w:p>
+            <w:pPr>
+              <w:spacing w:after="40"/>
+            </w:pPr>
+            <w:r>
+              <w:rPr>
+                <w:b/>
+                <w:bCs/>
+                <w:color w:val="12355B"/>
+                <w:sz w:val="19"/>
+                <w:szCs w:val="19"/>
+              </w:rPr>
+              <w:t xml:space="preserve">Because... </w:t>
+            </w:r>
+            <w:r>
+              <w:rPr>
+                <w:color w:val="AFBECC"/>
+                <w:sz w:val="19"/>
+                <w:szCs w:val="19"/>
+              </w:rPr>
+              <w:t xml:space="preserve">________________</w:t>
+            </w:r>
+          </w:p>
+          <w:p>
+            <w:pPr>
+              <w:pBdr>
+                <w:bottom w:val="single" w:color="AFBECC" w:sz="6"/>
+              </w:pBdr>
+              <w:spacing w:after="30" w:before="150"/>
+            </w:pPr>
+            <w:r>
+              <w:t xml:space="preserve"/>
+            </w:r>
+          </w:p>
+          <w:p>
+            <w:pPr>
+              <w:spacing w:after="40" w:before="80"/>
+            </w:pPr>
+            <w:r>
+              <w:rPr>
+                <w:b/>
+                <w:bCs/>
+                <w:color w:val="6B4FA0"/>
+                <w:sz w:val="19"/>
+                <w:szCs w:val="19"/>
+              </w:rPr>
+              <w:t xml:space="preserve">Although... </w:t>
+            </w:r>
+            <w:r>
+              <w:rPr>
+                <w:color w:val="AFBECC"/>
+                <w:sz w:val="19"/>
+                <w:szCs w:val="19"/>
+              </w:rPr>
+              <w:t xml:space="preserve">_______________</w:t>
+            </w:r>
+          </w:p>
+          <w:p>
+            <w:pPr>
+              <w:pBdr>
+                <w:bottom w:val="single" w:color="AFBECC" w:sz="6"/>
+              </w:pBdr>
+              <w:spacing w:after="30" w:before="150"/>
+            </w:pPr>
+            <w:r>
+              <w:t xml:space="preserve"/>
+            </w:r>
+          </w:p>
+          <w:p>
+            <w:pPr>
+              <w:spacing w:after="40" w:before="80"/>
+            </w:pPr>
+            <w:r>
+              <w:rPr>
+                <w:b/>
+                <w:bCs/>
+                <w:color w:val="1FA6A2"/>
+                <w:sz w:val="19"/>
+                <w:szCs w:val="19"/>
+              </w:rPr>
+              <w:t xml:space="preserve">Therefore... </w:t>
+            </w:r>
+            <w:r>
+              <w:rPr>
+                <w:color w:val="AFBECC"/>
+                <w:sz w:val="19"/>
+                <w:szCs w:val="19"/>
+              </w:rPr>
+              <w:t xml:space="preserve">______________</w:t>
+            </w:r>
+          </w:p>
+          <w:p>
+            <w:pPr>
+              <w:pBdr>
+                <w:bottom w:val="single" w:color="AFBECC" w:sz="6"/>
+              </w:pBdr>
+              <w:spacing w:after="30" w:before="150"/>
             </w:pPr>
             <w:r>
               <w:t xml:space="preserve"/>
@@ -4033,84 +4629,7 @@
     </w:tbl>
     <w:p>
       <w:pPr>
-        <w:keepNext/>
-        <w:spacing w:after="60" w:before="160"/>
-      </w:pPr>
-      <w:r>
-        <w:rPr>
-          <w:b/>
-          <w:bCs/>
-          <w:color w:val="12355B"/>
-          <w:sz w:val="22"/>
-          <w:szCs w:val="22"/>
-        </w:rPr>
-        <w:t xml:space="preserve">2.  </w:t>
-      </w:r>
-      <w:r>
-        <w:rPr>
-          <w:b/>
-          <w:bCs/>
-          <w:sz w:val="21"/>
-          <w:szCs w:val="21"/>
-        </w:rPr>
-        <w:t xml:space="preserve">What is the first step in evaluating 2 1/2 ÷ 1/4?</w:t>
-      </w:r>
-    </w:p>
-    <w:p>
-      <w:pPr>
-        <w:spacing w:after="40"/>
-        <w:ind w:left="420"/>
-      </w:pPr>
-      <w:r>
-        <w:rPr>
-          <w:sz w:val="20"/>
-          <w:szCs w:val="20"/>
-        </w:rPr>
-        <w:t xml:space="preserve">A)  Rewrite 2 1/2 as the improper fraction 5/2</w:t>
-      </w:r>
-    </w:p>
-    <w:p>
-      <w:pPr>
-        <w:spacing w:after="40"/>
-        <w:ind w:left="420"/>
-      </w:pPr>
-      <w:r>
-        <w:rPr>
-          <w:sz w:val="20"/>
-          <w:szCs w:val="20"/>
-        </w:rPr>
-        <w:t xml:space="preserve">B)  Flip 2 1/2 to 1/2 2</w:t>
-      </w:r>
-    </w:p>
-    <w:p>
-      <w:pPr>
-        <w:spacing w:after="40"/>
-        <w:ind w:left="420"/>
-      </w:pPr>
-      <w:r>
-        <w:rPr>
-          <w:sz w:val="20"/>
-          <w:szCs w:val="20"/>
-        </w:rPr>
-        <w:t xml:space="preserve">C)  Divide 2 by 1/4 and ignore the half</w:t>
-      </w:r>
-    </w:p>
-    <w:p>
-      <w:pPr>
-        <w:spacing w:after="40"/>
-        <w:ind w:left="420"/>
-      </w:pPr>
-      <w:r>
-        <w:rPr>
-          <w:sz w:val="20"/>
-          <w:szCs w:val="20"/>
-        </w:rPr>
-        <w:t xml:space="preserve">D)  Add 2 + 1/2 + 1/4</w:t>
-      </w:r>
-    </w:p>
-    <w:p>
-      <w:pPr>
-        <w:spacing w:after="20"/>
+        <w:spacing w:after="80"/>
       </w:pPr>
       <w:r>
         <w:t xml:space="preserve"/>
@@ -4118,33 +4637,217 @@
     </w:p>
     <w:tbl>
       <w:tblPr>
-        <w:tblW w:type="pct" w:w="100%"/>
+        <w:tblW w:type="dxa" w:w="9360"/>
         <w:tblBorders>
           <w:top w:val="single" w:color="C7D2DD" w:sz="6"/>
           <w:left w:val="single" w:color="C7D2DD" w:sz="6"/>
           <w:bottom w:val="single" w:color="C7D2DD" w:sz="6"/>
           <w:right w:val="single" w:color="C7D2DD" w:sz="6"/>
-          <w:insideH w:val="single" w:color="auto" w:sz="4"/>
-          <w:insideV w:val="single" w:color="auto" w:sz="4"/>
+          <w:insideH w:val="single" w:color="C7D2DD" w:sz="6"/>
+          <w:insideV w:val="single" w:color="C7D2DD" w:sz="6"/>
         </w:tblBorders>
       </w:tblPr>
       <w:tblGrid>
-        <w:gridCol w:w="100"/>
+        <w:gridCol w:w="2800"/>
+        <w:gridCol w:w="3560"/>
+        <w:gridCol w:w="3000"/>
       </w:tblGrid>
       <w:tr>
-        <w:tc>
-          <w:tcPr>
+        <w:trPr>
+          <w:cantSplit/>
+          <w:tblHeader/>
+        </w:trPr>
+        <w:tc>
+          <w:tcPr>
+            <w:tcW w:type="dxa" w:w="2800"/>
+            <w:shd w:fill="EEF4F8" w:color="auto" w:val="clear"/>
+            <w:tcMar>
+              <w:top w:type="dxa" w:w="60"/>
+              <w:left w:type="dxa" w:w="100"/>
+              <w:bottom w:type="dxa" w:w="60"/>
+              <w:right w:type="dxa" w:w="100"/>
+            </w:tcMar>
+          </w:tcPr>
+          <w:p>
+            <w:pPr>
+              <w:spacing w:after="0"/>
+            </w:pPr>
+            <w:r>
+              <w:rPr>
+                <w:b/>
+                <w:bCs/>
+                <w:color w:val="12355B"/>
+                <w:sz w:val="16"/>
+                <w:szCs w:val="16"/>
+              </w:rPr>
+              <w:t xml:space="preserve">CORE PROBLEM / GIVEN REPRESENTATION</w:t>
+            </w:r>
+          </w:p>
+        </w:tc>
+        <w:tc>
+          <w:tcPr>
+            <w:tcW w:type="dxa" w:w="3560"/>
+            <w:shd w:fill="EEF4F8" w:color="auto" w:val="clear"/>
+            <w:tcMar>
+              <w:top w:type="dxa" w:w="60"/>
+              <w:left w:type="dxa" w:w="100"/>
+              <w:bottom w:type="dxa" w:w="60"/>
+              <w:right w:type="dxa" w:w="100"/>
+            </w:tcMar>
+          </w:tcPr>
+          <w:p>
+            <w:pPr>
+              <w:spacing w:after="0"/>
+            </w:pPr>
+            <w:r>
+              <w:rPr>
+                <w:b/>
+                <w:bCs/>
+                <w:color w:val="12355B"/>
+                <w:sz w:val="16"/>
+                <w:szCs w:val="16"/>
+              </w:rPr>
+              <w:t xml:space="preserve">WORKING SPACE / CALCULATION STEPS</w:t>
+            </w:r>
+          </w:p>
+        </w:tc>
+        <w:tc>
+          <w:tcPr>
+            <w:tcW w:type="dxa" w:w="3000"/>
             <w:shd w:fill="FBF3E2" w:color="auto" w:val="clear"/>
             <w:tcMar>
               <w:top w:type="dxa" w:w="60"/>
-              <w:left w:type="dxa" w:w="120"/>
+              <w:left w:type="dxa" w:w="100"/>
               <w:bottom w:type="dxa" w:w="60"/>
-              <w:right w:type="dxa" w:w="120"/>
-            </w:tcMar>
-          </w:tcPr>
-          <w:p>
-            <w:pPr>
-              <w:spacing w:after="0" w:line="320"/>
+              <w:right w:type="dxa" w:w="100"/>
+            </w:tcMar>
+          </w:tcPr>
+          <w:p>
+            <w:pPr>
+              <w:spacing w:after="0"/>
+            </w:pPr>
+            <w:r>
+              <w:rPr>
+                <w:b/>
+                <w:bCs/>
+                <w:color w:val="B97A12"/>
+                <w:sz w:val="16"/>
+                <w:szCs w:val="16"/>
+              </w:rPr>
+              <w:t xml:space="preserve">EXPLAIN YOUR REASONING</w:t>
+            </w:r>
+          </w:p>
+        </w:tc>
+      </w:tr>
+      <w:tr>
+        <w:trPr>
+          <w:cantSplit/>
+        </w:trPr>
+        <w:tc>
+          <w:tcPr>
+            <w:tcW w:type="dxa" w:w="2800"/>
+            <w:tcMar>
+              <w:top w:type="dxa" w:w="80"/>
+              <w:left w:type="dxa" w:w="100"/>
+              <w:bottom w:type="dxa" w:w="80"/>
+              <w:right w:type="dxa" w:w="100"/>
+            </w:tcMar>
+            <w:vAlign w:val="top"/>
+          </w:tcPr>
+          <w:p>
+            <w:pPr>
+              <w:spacing w:after="60"/>
+            </w:pPr>
+            <w:r>
+              <w:rPr>
+                <w:b/>
+                <w:bCs/>
+                <w:color w:val="12355B"/>
+                <w:sz w:val="21"/>
+                <w:szCs w:val="21"/>
+              </w:rPr>
+              <w:t xml:space="preserve">2.  </w:t>
+            </w:r>
+            <w:r>
+              <w:rPr>
+                <w:b/>
+                <w:bCs/>
+                <w:sz w:val="20"/>
+                <w:szCs w:val="20"/>
+              </w:rPr>
+              <w:t xml:space="preserve">What is the first step in evaluating 2 1/2 ÷ 1/4?</w:t>
+            </w:r>
+          </w:p>
+          <w:p>
+            <w:pPr>
+              <w:spacing w:after="30"/>
+              <w:ind w:left="180"/>
+            </w:pPr>
+            <w:r>
+              <w:rPr>
+                <w:sz w:val="19"/>
+                <w:szCs w:val="19"/>
+              </w:rPr>
+              <w:t xml:space="preserve">A)  Rewrite 2 1/2 as the improper fraction 5/2</w:t>
+            </w:r>
+          </w:p>
+          <w:p>
+            <w:pPr>
+              <w:spacing w:after="30"/>
+              <w:ind w:left="180"/>
+            </w:pPr>
+            <w:r>
+              <w:rPr>
+                <w:sz w:val="19"/>
+                <w:szCs w:val="19"/>
+              </w:rPr>
+              <w:t xml:space="preserve">B)  Flip 2 1/2 to 1/2 2</w:t>
+            </w:r>
+          </w:p>
+          <w:p>
+            <w:pPr>
+              <w:spacing w:after="30"/>
+              <w:ind w:left="180"/>
+            </w:pPr>
+            <w:r>
+              <w:rPr>
+                <w:sz w:val="19"/>
+                <w:szCs w:val="19"/>
+              </w:rPr>
+              <w:t xml:space="preserve">C)  Divide 2 by 1/4 and ignore the half</w:t>
+            </w:r>
+          </w:p>
+          <w:p>
+            <w:pPr>
+              <w:spacing w:after="30"/>
+              <w:ind w:left="180"/>
+            </w:pPr>
+            <w:r>
+              <w:rPr>
+                <w:sz w:val="19"/>
+                <w:szCs w:val="19"/>
+              </w:rPr>
+              <w:t xml:space="preserve">D)  Add 2 + 1/2 + 1/4</w:t>
+            </w:r>
+          </w:p>
+        </w:tc>
+        <w:tc>
+          <w:tcPr>
+            <w:tcW w:type="dxa" w:w="3560"/>
+            <w:tcMar>
+              <w:top w:type="dxa" w:w="80"/>
+              <w:left w:type="dxa" w:w="100"/>
+              <w:bottom w:type="dxa" w:w="80"/>
+              <w:right w:type="dxa" w:w="100"/>
+            </w:tcMar>
+            <w:vAlign w:val="top"/>
+          </w:tcPr>
+          <w:p>
+            <w:pPr>
+              <w:pBdr>
+                <w:bottom w:val="single" w:color="AFBECC" w:sz="6"/>
+              </w:pBdr>
+              <w:spacing w:after="30" w:before="150"/>
             </w:pPr>
             <w:r>
               <w:t xml:space="preserve"/>
@@ -4152,7 +4855,147 @@
           </w:p>
           <w:p>
             <w:pPr>
-              <w:spacing w:after="0" w:line="320"/>
+              <w:pBdr>
+                <w:bottom w:val="single" w:color="AFBECC" w:sz="6"/>
+              </w:pBdr>
+              <w:spacing w:after="30" w:before="150"/>
+            </w:pPr>
+            <w:r>
+              <w:t xml:space="preserve"/>
+            </w:r>
+          </w:p>
+          <w:p>
+            <w:pPr>
+              <w:pBdr>
+                <w:bottom w:val="single" w:color="AFBECC" w:sz="6"/>
+              </w:pBdr>
+              <w:spacing w:after="30" w:before="150"/>
+            </w:pPr>
+            <w:r>
+              <w:t xml:space="preserve"/>
+            </w:r>
+          </w:p>
+          <w:p>
+            <w:pPr>
+              <w:pBdr>
+                <w:bottom w:val="single" w:color="AFBECC" w:sz="6"/>
+              </w:pBdr>
+              <w:spacing w:after="30" w:before="150"/>
+            </w:pPr>
+            <w:r>
+              <w:t xml:space="preserve"/>
+            </w:r>
+          </w:p>
+        </w:tc>
+        <w:tc>
+          <w:tcPr>
+            <w:tcW w:type="dxa" w:w="3000"/>
+            <w:shd w:fill="FBF3E2" w:color="auto" w:val="clear"/>
+            <w:tcMar>
+              <w:top w:type="dxa" w:w="80"/>
+              <w:left w:type="dxa" w:w="100"/>
+              <w:bottom w:type="dxa" w:w="80"/>
+              <w:right w:type="dxa" w:w="100"/>
+            </w:tcMar>
+            <w:vAlign w:val="top"/>
+          </w:tcPr>
+          <w:p>
+            <w:pPr>
+              <w:spacing w:after="40"/>
+            </w:pPr>
+            <w:r>
+              <w:rPr>
+                <w:b/>
+                <w:bCs/>
+                <w:color w:val="12355B"/>
+                <w:sz w:val="19"/>
+                <w:szCs w:val="19"/>
+              </w:rPr>
+              <w:t xml:space="preserve">Because... </w:t>
+            </w:r>
+            <w:r>
+              <w:rPr>
+                <w:color w:val="AFBECC"/>
+                <w:sz w:val="19"/>
+                <w:szCs w:val="19"/>
+              </w:rPr>
+              <w:t xml:space="preserve">________________</w:t>
+            </w:r>
+          </w:p>
+          <w:p>
+            <w:pPr>
+              <w:pBdr>
+                <w:bottom w:val="single" w:color="AFBECC" w:sz="6"/>
+              </w:pBdr>
+              <w:spacing w:after="30" w:before="150"/>
+            </w:pPr>
+            <w:r>
+              <w:t xml:space="preserve"/>
+            </w:r>
+          </w:p>
+          <w:p>
+            <w:pPr>
+              <w:spacing w:after="40" w:before="80"/>
+            </w:pPr>
+            <w:r>
+              <w:rPr>
+                <w:b/>
+                <w:bCs/>
+                <w:color w:val="6B4FA0"/>
+                <w:sz w:val="19"/>
+                <w:szCs w:val="19"/>
+              </w:rPr>
+              <w:t xml:space="preserve">Although... </w:t>
+            </w:r>
+            <w:r>
+              <w:rPr>
+                <w:color w:val="AFBECC"/>
+                <w:sz w:val="19"/>
+                <w:szCs w:val="19"/>
+              </w:rPr>
+              <w:t xml:space="preserve">_______________</w:t>
+            </w:r>
+          </w:p>
+          <w:p>
+            <w:pPr>
+              <w:pBdr>
+                <w:bottom w:val="single" w:color="AFBECC" w:sz="6"/>
+              </w:pBdr>
+              <w:spacing w:after="30" w:before="150"/>
+            </w:pPr>
+            <w:r>
+              <w:t xml:space="preserve"/>
+            </w:r>
+          </w:p>
+          <w:p>
+            <w:pPr>
+              <w:spacing w:after="40" w:before="80"/>
+            </w:pPr>
+            <w:r>
+              <w:rPr>
+                <w:b/>
+                <w:bCs/>
+                <w:color w:val="1FA6A2"/>
+                <w:sz w:val="19"/>
+                <w:szCs w:val="19"/>
+              </w:rPr>
+              <w:t xml:space="preserve">Therefore... </w:t>
+            </w:r>
+            <w:r>
+              <w:rPr>
+                <w:color w:val="AFBECC"/>
+                <w:sz w:val="19"/>
+                <w:szCs w:val="19"/>
+              </w:rPr>
+              <w:t xml:space="preserve">______________</w:t>
+            </w:r>
+          </w:p>
+          <w:p>
+            <w:pPr>
+              <w:pBdr>
+                <w:bottom w:val="single" w:color="AFBECC" w:sz="6"/>
+              </w:pBdr>
+              <w:spacing w:after="30" w:before="150"/>
             </w:pPr>
             <w:r>
               <w:t xml:space="preserve"/>
@@ -4163,84 +5006,7 @@
     </w:tbl>
     <w:p>
       <w:pPr>
-        <w:keepNext/>
-        <w:spacing w:after="60" w:before="160"/>
-      </w:pPr>
-      <w:r>
-        <w:rPr>
-          <w:b/>
-          <w:bCs/>
-          <w:color w:val="12355B"/>
-          <w:sz w:val="22"/>
-          <w:szCs w:val="22"/>
-        </w:rPr>
-        <w:t xml:space="preserve">3.  </w:t>
-      </w:r>
-      <w:r>
-        <w:rPr>
-          <w:b/>
-          <w:bCs/>
-          <w:sz w:val="21"/>
-          <w:szCs w:val="21"/>
-        </w:rPr>
-        <w:t xml:space="preserve">What is 2/3 ÷ 1/3?</w:t>
-      </w:r>
-    </w:p>
-    <w:p>
-      <w:pPr>
-        <w:spacing w:after="40"/>
-        <w:ind w:left="420"/>
-      </w:pPr>
-      <w:r>
-        <w:rPr>
-          <w:sz w:val="20"/>
-          <w:szCs w:val="20"/>
-        </w:rPr>
-        <w:t xml:space="preserve">A)  1/2</w:t>
-      </w:r>
-    </w:p>
-    <w:p>
-      <w:pPr>
-        <w:spacing w:after="40"/>
-        <w:ind w:left="420"/>
-      </w:pPr>
-      <w:r>
-        <w:rPr>
-          <w:sz w:val="20"/>
-          <w:szCs w:val="20"/>
-        </w:rPr>
-        <w:t xml:space="preserve">B)  2</w:t>
-      </w:r>
-    </w:p>
-    <w:p>
-      <w:pPr>
-        <w:spacing w:after="40"/>
-        <w:ind w:left="420"/>
-      </w:pPr>
-      <w:r>
-        <w:rPr>
-          <w:sz w:val="20"/>
-          <w:szCs w:val="20"/>
-        </w:rPr>
-        <w:t xml:space="preserve">C)  2/9</w:t>
-      </w:r>
-    </w:p>
-    <w:p>
-      <w:pPr>
-        <w:spacing w:after="40"/>
-        <w:ind w:left="420"/>
-      </w:pPr>
-      <w:r>
-        <w:rPr>
-          <w:sz w:val="20"/>
-          <w:szCs w:val="20"/>
-        </w:rPr>
-        <w:t xml:space="preserve">D)  6</w:t>
-      </w:r>
-    </w:p>
-    <w:p>
-      <w:pPr>
-        <w:spacing w:after="20"/>
+        <w:spacing w:after="80"/>
       </w:pPr>
       <w:r>
         <w:t xml:space="preserve"/>
@@ -4248,33 +5014,217 @@
     </w:p>
     <w:tbl>
       <w:tblPr>
-        <w:tblW w:type="pct" w:w="100%"/>
+        <w:tblW w:type="dxa" w:w="9360"/>
         <w:tblBorders>
           <w:top w:val="single" w:color="C7D2DD" w:sz="6"/>
           <w:left w:val="single" w:color="C7D2DD" w:sz="6"/>
           <w:bottom w:val="single" w:color="C7D2DD" w:sz="6"/>
           <w:right w:val="single" w:color="C7D2DD" w:sz="6"/>
-          <w:insideH w:val="single" w:color="auto" w:sz="4"/>
-          <w:insideV w:val="single" w:color="auto" w:sz="4"/>
+          <w:insideH w:val="single" w:color="C7D2DD" w:sz="6"/>
+          <w:insideV w:val="single" w:color="C7D2DD" w:sz="6"/>
         </w:tblBorders>
       </w:tblPr>
       <w:tblGrid>
-        <w:gridCol w:w="100"/>
+        <w:gridCol w:w="2800"/>
+        <w:gridCol w:w="3560"/>
+        <w:gridCol w:w="3000"/>
       </w:tblGrid>
       <w:tr>
-        <w:tc>
-          <w:tcPr>
+        <w:trPr>
+          <w:cantSplit/>
+          <w:tblHeader/>
+        </w:trPr>
+        <w:tc>
+          <w:tcPr>
+            <w:tcW w:type="dxa" w:w="2800"/>
+            <w:shd w:fill="EEF4F8" w:color="auto" w:val="clear"/>
+            <w:tcMar>
+              <w:top w:type="dxa" w:w="60"/>
+              <w:left w:type="dxa" w:w="100"/>
+              <w:bottom w:type="dxa" w:w="60"/>
+              <w:right w:type="dxa" w:w="100"/>
+            </w:tcMar>
+          </w:tcPr>
+          <w:p>
+            <w:pPr>
+              <w:spacing w:after="0"/>
+            </w:pPr>
+            <w:r>
+              <w:rPr>
+                <w:b/>
+                <w:bCs/>
+                <w:color w:val="12355B"/>
+                <w:sz w:val="16"/>
+                <w:szCs w:val="16"/>
+              </w:rPr>
+              <w:t xml:space="preserve">CORE PROBLEM / GIVEN REPRESENTATION</w:t>
+            </w:r>
+          </w:p>
+        </w:tc>
+        <w:tc>
+          <w:tcPr>
+            <w:tcW w:type="dxa" w:w="3560"/>
+            <w:shd w:fill="EEF4F8" w:color="auto" w:val="clear"/>
+            <w:tcMar>
+              <w:top w:type="dxa" w:w="60"/>
+              <w:left w:type="dxa" w:w="100"/>
+              <w:bottom w:type="dxa" w:w="60"/>
+              <w:right w:type="dxa" w:w="100"/>
+            </w:tcMar>
+          </w:tcPr>
+          <w:p>
+            <w:pPr>
+              <w:spacing w:after="0"/>
+            </w:pPr>
+            <w:r>
+              <w:rPr>
+                <w:b/>
+                <w:bCs/>
+                <w:color w:val="12355B"/>
+                <w:sz w:val="16"/>
+                <w:szCs w:val="16"/>
+              </w:rPr>
+              <w:t xml:space="preserve">WORKING SPACE / CALCULATION STEPS</w:t>
+            </w:r>
+          </w:p>
+        </w:tc>
+        <w:tc>
+          <w:tcPr>
+            <w:tcW w:type="dxa" w:w="3000"/>
             <w:shd w:fill="FBF3E2" w:color="auto" w:val="clear"/>
             <w:tcMar>
               <w:top w:type="dxa" w:w="60"/>
-              <w:left w:type="dxa" w:w="120"/>
+              <w:left w:type="dxa" w:w="100"/>
               <w:bottom w:type="dxa" w:w="60"/>
-              <w:right w:type="dxa" w:w="120"/>
-            </w:tcMar>
-          </w:tcPr>
-          <w:p>
-            <w:pPr>
-              <w:spacing w:after="0" w:line="320"/>
+              <w:right w:type="dxa" w:w="100"/>
+            </w:tcMar>
+          </w:tcPr>
+          <w:p>
+            <w:pPr>
+              <w:spacing w:after="0"/>
+            </w:pPr>
+            <w:r>
+              <w:rPr>
+                <w:b/>
+                <w:bCs/>
+                <w:color w:val="B97A12"/>
+                <w:sz w:val="16"/>
+                <w:szCs w:val="16"/>
+              </w:rPr>
+              <w:t xml:space="preserve">EXPLAIN YOUR REASONING</w:t>
+            </w:r>
+          </w:p>
+        </w:tc>
+      </w:tr>
+      <w:tr>
+        <w:trPr>
+          <w:cantSplit/>
+        </w:trPr>
+        <w:tc>
+          <w:tcPr>
+            <w:tcW w:type="dxa" w:w="2800"/>
+            <w:tcMar>
+              <w:top w:type="dxa" w:w="80"/>
+              <w:left w:type="dxa" w:w="100"/>
+              <w:bottom w:type="dxa" w:w="80"/>
+              <w:right w:type="dxa" w:w="100"/>
+            </w:tcMar>
+            <w:vAlign w:val="top"/>
+          </w:tcPr>
+          <w:p>
+            <w:pPr>
+              <w:spacing w:after="60"/>
+            </w:pPr>
+            <w:r>
+              <w:rPr>
+                <w:b/>
+                <w:bCs/>
+                <w:color w:val="12355B"/>
+                <w:sz w:val="21"/>
+                <w:szCs w:val="21"/>
+              </w:rPr>
+              <w:t xml:space="preserve">3.  </w:t>
+            </w:r>
+            <w:r>
+              <w:rPr>
+                <w:b/>
+                <w:bCs/>
+                <w:sz w:val="20"/>
+                <w:szCs w:val="20"/>
+              </w:rPr>
+              <w:t xml:space="preserve">What is 2/3 ÷ 1/3?</w:t>
+            </w:r>
+          </w:p>
+          <w:p>
+            <w:pPr>
+              <w:spacing w:after="30"/>
+              <w:ind w:left="180"/>
+            </w:pPr>
+            <w:r>
+              <w:rPr>
+                <w:sz w:val="19"/>
+                <w:szCs w:val="19"/>
+              </w:rPr>
+              <w:t xml:space="preserve">A)  1/2</w:t>
+            </w:r>
+          </w:p>
+          <w:p>
+            <w:pPr>
+              <w:spacing w:after="30"/>
+              <w:ind w:left="180"/>
+            </w:pPr>
+            <w:r>
+              <w:rPr>
+                <w:sz w:val="19"/>
+                <w:szCs w:val="19"/>
+              </w:rPr>
+              <w:t xml:space="preserve">B)  2</w:t>
+            </w:r>
+          </w:p>
+          <w:p>
+            <w:pPr>
+              <w:spacing w:after="30"/>
+              <w:ind w:left="180"/>
+            </w:pPr>
+            <w:r>
+              <w:rPr>
+                <w:sz w:val="19"/>
+                <w:szCs w:val="19"/>
+              </w:rPr>
+              <w:t xml:space="preserve">C)  2/9</w:t>
+            </w:r>
+          </w:p>
+          <w:p>
+            <w:pPr>
+              <w:spacing w:after="30"/>
+              <w:ind w:left="180"/>
+            </w:pPr>
+            <w:r>
+              <w:rPr>
+                <w:sz w:val="19"/>
+                <w:szCs w:val="19"/>
+              </w:rPr>
+              <w:t xml:space="preserve">D)  6</w:t>
+            </w:r>
+          </w:p>
+        </w:tc>
+        <w:tc>
+          <w:tcPr>
+            <w:tcW w:type="dxa" w:w="3560"/>
+            <w:tcMar>
+              <w:top w:type="dxa" w:w="80"/>
+              <w:left w:type="dxa" w:w="100"/>
+              <w:bottom w:type="dxa" w:w="80"/>
+              <w:right w:type="dxa" w:w="100"/>
+            </w:tcMar>
+            <w:vAlign w:val="top"/>
+          </w:tcPr>
+          <w:p>
+            <w:pPr>
+              <w:pBdr>
+                <w:bottom w:val="single" w:color="AFBECC" w:sz="6"/>
+              </w:pBdr>
+              <w:spacing w:after="30" w:before="150"/>
             </w:pPr>
             <w:r>
               <w:t xml:space="preserve"/>
@@ -4282,7 +5232,147 @@
           </w:p>
           <w:p>
             <w:pPr>
-              <w:spacing w:after="0" w:line="320"/>
+              <w:pBdr>
+                <w:bottom w:val="single" w:color="AFBECC" w:sz="6"/>
+              </w:pBdr>
+              <w:spacing w:after="30" w:before="150"/>
+            </w:pPr>
+            <w:r>
+              <w:t xml:space="preserve"/>
+            </w:r>
+          </w:p>
+          <w:p>
+            <w:pPr>
+              <w:pBdr>
+                <w:bottom w:val="single" w:color="AFBECC" w:sz="6"/>
+              </w:pBdr>
+              <w:spacing w:after="30" w:before="150"/>
+            </w:pPr>
+            <w:r>
+              <w:t xml:space="preserve"/>
+            </w:r>
+          </w:p>
+          <w:p>
+            <w:pPr>
+              <w:pBdr>
+                <w:bottom w:val="single" w:color="AFBECC" w:sz="6"/>
+              </w:pBdr>
+              <w:spacing w:after="30" w:before="150"/>
+            </w:pPr>
+            <w:r>
+              <w:t xml:space="preserve"/>
+            </w:r>
+          </w:p>
+        </w:tc>
+        <w:tc>
+          <w:tcPr>
+            <w:tcW w:type="dxa" w:w="3000"/>
+            <w:shd w:fill="FBF3E2" w:color="auto" w:val="clear"/>
+            <w:tcMar>
+              <w:top w:type="dxa" w:w="80"/>
+              <w:left w:type="dxa" w:w="100"/>
+              <w:bottom w:type="dxa" w:w="80"/>
+              <w:right w:type="dxa" w:w="100"/>
+            </w:tcMar>
+            <w:vAlign w:val="top"/>
+          </w:tcPr>
+          <w:p>
+            <w:pPr>
+              <w:spacing w:after="40"/>
+            </w:pPr>
+            <w:r>
+              <w:rPr>
+                <w:b/>
+                <w:bCs/>
+                <w:color w:val="12355B"/>
+                <w:sz w:val="19"/>
+                <w:szCs w:val="19"/>
+              </w:rPr>
+              <w:t xml:space="preserve">Because... </w:t>
+            </w:r>
+            <w:r>
+              <w:rPr>
+                <w:color w:val="AFBECC"/>
+                <w:sz w:val="19"/>
+                <w:szCs w:val="19"/>
+              </w:rPr>
+              <w:t xml:space="preserve">________________</w:t>
+            </w:r>
+          </w:p>
+          <w:p>
+            <w:pPr>
+              <w:pBdr>
+                <w:bottom w:val="single" w:color="AFBECC" w:sz="6"/>
+              </w:pBdr>
+              <w:spacing w:after="30" w:before="150"/>
+            </w:pPr>
+            <w:r>
+              <w:t xml:space="preserve"/>
+            </w:r>
+          </w:p>
+          <w:p>
+            <w:pPr>
+              <w:spacing w:after="40" w:before="80"/>
+            </w:pPr>
+            <w:r>
+              <w:rPr>
+                <w:b/>
+                <w:bCs/>
+                <w:color w:val="6B4FA0"/>
+                <w:sz w:val="19"/>
+                <w:szCs w:val="19"/>
+              </w:rPr>
+              <w:t xml:space="preserve">Although... </w:t>
+            </w:r>
+            <w:r>
+              <w:rPr>
+                <w:color w:val="AFBECC"/>
+                <w:sz w:val="19"/>
+                <w:szCs w:val="19"/>
+              </w:rPr>
+              <w:t xml:space="preserve">_______________</w:t>
+            </w:r>
+          </w:p>
+          <w:p>
+            <w:pPr>
+              <w:pBdr>
+                <w:bottom w:val="single" w:color="AFBECC" w:sz="6"/>
+              </w:pBdr>
+              <w:spacing w:after="30" w:before="150"/>
+            </w:pPr>
+            <w:r>
+              <w:t xml:space="preserve"/>
+            </w:r>
+          </w:p>
+          <w:p>
+            <w:pPr>
+              <w:spacing w:after="40" w:before="80"/>
+            </w:pPr>
+            <w:r>
+              <w:rPr>
+                <w:b/>
+                <w:bCs/>
+                <w:color w:val="1FA6A2"/>
+                <w:sz w:val="19"/>
+                <w:szCs w:val="19"/>
+              </w:rPr>
+              <w:t xml:space="preserve">Therefore... </w:t>
+            </w:r>
+            <w:r>
+              <w:rPr>
+                <w:color w:val="AFBECC"/>
+                <w:sz w:val="19"/>
+                <w:szCs w:val="19"/>
+              </w:rPr>
+              <w:t xml:space="preserve">______________</w:t>
+            </w:r>
+          </w:p>
+          <w:p>
+            <w:pPr>
+              <w:pBdr>
+                <w:bottom w:val="single" w:color="AFBECC" w:sz="6"/>
+              </w:pBdr>
+              <w:spacing w:after="30" w:before="150"/>
             </w:pPr>
             <w:r>
               <w:t xml:space="preserve"/>
@@ -4291,6 +5381,14 @@
         </w:tc>
       </w:tr>
     </w:tbl>
+    <w:p>
+      <w:pPr>
+        <w:spacing w:after="80"/>
+      </w:pPr>
+      <w:r>
+        <w:t xml:space="preserve"/>
+      </w:r>
+    </w:p>
     <w:p>
       <w:pPr>
         <w:pStyle w:val="Heading2"/>
@@ -4317,120 +5415,219 @@
         <w:t xml:space="preserve">   grade-level practice</w:t>
       </w:r>
     </w:p>
-    <w:p>
-      <w:pPr>
-        <w:keepNext/>
-        <w:spacing w:after="60" w:before="160"/>
-      </w:pPr>
-      <w:r>
-        <w:rPr>
-          <w:b/>
-          <w:bCs/>
-          <w:color w:val="12355B"/>
-          <w:sz w:val="22"/>
-          <w:szCs w:val="22"/>
-        </w:rPr>
-        <w:t xml:space="preserve">4.  </w:t>
-      </w:r>
-      <w:r>
-        <w:rPr>
-          <w:b/>
-          <w:bCs/>
-          <w:sz w:val="21"/>
-          <w:szCs w:val="21"/>
-        </w:rPr>
-        <w:t xml:space="preserve">A recipe needs 2/3 cup of sugar. You only have a 1/6-cup scoop. How many scoops do you need?</w:t>
-      </w:r>
-    </w:p>
-    <w:p>
-      <w:pPr>
-        <w:spacing w:after="40"/>
-        <w:ind w:left="420"/>
-      </w:pPr>
-      <w:r>
-        <w:rPr>
-          <w:sz w:val="20"/>
-          <w:szCs w:val="20"/>
-        </w:rPr>
-        <w:t xml:space="preserve">A)  2 scoops</w:t>
-      </w:r>
-    </w:p>
-    <w:p>
-      <w:pPr>
-        <w:spacing w:after="40"/>
-        <w:ind w:left="420"/>
-      </w:pPr>
-      <w:r>
-        <w:rPr>
-          <w:sz w:val="20"/>
-          <w:szCs w:val="20"/>
-        </w:rPr>
-        <w:t xml:space="preserve">B)  3 scoops</w:t>
-      </w:r>
-    </w:p>
-    <w:p>
-      <w:pPr>
-        <w:spacing w:after="40"/>
-        <w:ind w:left="420"/>
-      </w:pPr>
-      <w:r>
-        <w:rPr>
-          <w:sz w:val="20"/>
-          <w:szCs w:val="20"/>
-        </w:rPr>
-        <w:t xml:space="preserve">C)  4 scoops</w:t>
-      </w:r>
-    </w:p>
-    <w:p>
-      <w:pPr>
-        <w:spacing w:after="40"/>
-        <w:ind w:left="420"/>
-      </w:pPr>
-      <w:r>
-        <w:rPr>
-          <w:sz w:val="20"/>
-          <w:szCs w:val="20"/>
-        </w:rPr>
-        <w:t xml:space="preserve">D)  6 scoops</w:t>
-      </w:r>
-    </w:p>
-    <w:p>
-      <w:pPr>
-        <w:spacing w:after="20"/>
-      </w:pPr>
-      <w:r>
-        <w:t xml:space="preserve"/>
-      </w:r>
-    </w:p>
     <w:tbl>
       <w:tblPr>
-        <w:tblW w:type="pct" w:w="100%"/>
+        <w:tblW w:type="dxa" w:w="9360"/>
         <w:tblBorders>
           <w:top w:val="single" w:color="C7D2DD" w:sz="6"/>
           <w:left w:val="single" w:color="C7D2DD" w:sz="6"/>
           <w:bottom w:val="single" w:color="C7D2DD" w:sz="6"/>
           <w:right w:val="single" w:color="C7D2DD" w:sz="6"/>
-          <w:insideH w:val="single" w:color="auto" w:sz="4"/>
-          <w:insideV w:val="single" w:color="auto" w:sz="4"/>
+          <w:insideH w:val="single" w:color="C7D2DD" w:sz="6"/>
+          <w:insideV w:val="single" w:color="C7D2DD" w:sz="6"/>
         </w:tblBorders>
       </w:tblPr>
       <w:tblGrid>
-        <w:gridCol w:w="100"/>
+        <w:gridCol w:w="2800"/>
+        <w:gridCol w:w="3560"/>
+        <w:gridCol w:w="3000"/>
       </w:tblGrid>
       <w:tr>
-        <w:tc>
-          <w:tcPr>
+        <w:trPr>
+          <w:cantSplit/>
+          <w:tblHeader/>
+        </w:trPr>
+        <w:tc>
+          <w:tcPr>
+            <w:tcW w:type="dxa" w:w="2800"/>
+            <w:shd w:fill="EEF4F8" w:color="auto" w:val="clear"/>
+            <w:tcMar>
+              <w:top w:type="dxa" w:w="60"/>
+              <w:left w:type="dxa" w:w="100"/>
+              <w:bottom w:type="dxa" w:w="60"/>
+              <w:right w:type="dxa" w:w="100"/>
+            </w:tcMar>
+          </w:tcPr>
+          <w:p>
+            <w:pPr>
+              <w:spacing w:after="0"/>
+            </w:pPr>
+            <w:r>
+              <w:rPr>
+                <w:b/>
+                <w:bCs/>
+                <w:color w:val="12355B"/>
+                <w:sz w:val="16"/>
+                <w:szCs w:val="16"/>
+              </w:rPr>
+              <w:t xml:space="preserve">CORE PROBLEM / GIVEN REPRESENTATION</w:t>
+            </w:r>
+          </w:p>
+        </w:tc>
+        <w:tc>
+          <w:tcPr>
+            <w:tcW w:type="dxa" w:w="3560"/>
+            <w:shd w:fill="EEF4F8" w:color="auto" w:val="clear"/>
+            <w:tcMar>
+              <w:top w:type="dxa" w:w="60"/>
+              <w:left w:type="dxa" w:w="100"/>
+              <w:bottom w:type="dxa" w:w="60"/>
+              <w:right w:type="dxa" w:w="100"/>
+            </w:tcMar>
+          </w:tcPr>
+          <w:p>
+            <w:pPr>
+              <w:spacing w:after="0"/>
+            </w:pPr>
+            <w:r>
+              <w:rPr>
+                <w:b/>
+                <w:bCs/>
+                <w:color w:val="12355B"/>
+                <w:sz w:val="16"/>
+                <w:szCs w:val="16"/>
+              </w:rPr>
+              <w:t xml:space="preserve">WORKING SPACE / CALCULATION STEPS</w:t>
+            </w:r>
+          </w:p>
+        </w:tc>
+        <w:tc>
+          <w:tcPr>
+            <w:tcW w:type="dxa" w:w="3000"/>
             <w:shd w:fill="FBF3E2" w:color="auto" w:val="clear"/>
             <w:tcMar>
               <w:top w:type="dxa" w:w="60"/>
-              <w:left w:type="dxa" w:w="120"/>
+              <w:left w:type="dxa" w:w="100"/>
               <w:bottom w:type="dxa" w:w="60"/>
-              <w:right w:type="dxa" w:w="120"/>
-            </w:tcMar>
-          </w:tcPr>
-          <w:p>
-            <w:pPr>
-              <w:spacing w:after="0" w:line="320"/>
+              <w:right w:type="dxa" w:w="100"/>
+            </w:tcMar>
+          </w:tcPr>
+          <w:p>
+            <w:pPr>
+              <w:spacing w:after="0"/>
+            </w:pPr>
+            <w:r>
+              <w:rPr>
+                <w:b/>
+                <w:bCs/>
+                <w:color w:val="B97A12"/>
+                <w:sz w:val="16"/>
+                <w:szCs w:val="16"/>
+              </w:rPr>
+              <w:t xml:space="preserve">EXPLAIN YOUR REASONING</w:t>
+            </w:r>
+          </w:p>
+        </w:tc>
+      </w:tr>
+      <w:tr>
+        <w:trPr>
+          <w:cantSplit/>
+        </w:trPr>
+        <w:tc>
+          <w:tcPr>
+            <w:tcW w:type="dxa" w:w="2800"/>
+            <w:tcMar>
+              <w:top w:type="dxa" w:w="80"/>
+              <w:left w:type="dxa" w:w="100"/>
+              <w:bottom w:type="dxa" w:w="80"/>
+              <w:right w:type="dxa" w:w="100"/>
+            </w:tcMar>
+            <w:vAlign w:val="top"/>
+          </w:tcPr>
+          <w:p>
+            <w:pPr>
+              <w:spacing w:after="60"/>
+            </w:pPr>
+            <w:r>
+              <w:rPr>
+                <w:b/>
+                <w:bCs/>
+                <w:color w:val="12355B"/>
+                <w:sz w:val="21"/>
+                <w:szCs w:val="21"/>
+              </w:rPr>
+              <w:t xml:space="preserve">4.  </w:t>
+            </w:r>
+            <w:r>
+              <w:rPr>
+                <w:b/>
+                <w:bCs/>
+                <w:sz w:val="20"/>
+                <w:szCs w:val="20"/>
+              </w:rPr>
+              <w:t xml:space="preserve">A recipe needs 2/3 cup of sugar. You only have a 1/6-cup scoop. How many scoops do you need?</w:t>
+            </w:r>
+          </w:p>
+          <w:p>
+            <w:pPr>
+              <w:spacing w:after="30"/>
+              <w:ind w:left="180"/>
+            </w:pPr>
+            <w:r>
+              <w:rPr>
+                <w:sz w:val="19"/>
+                <w:szCs w:val="19"/>
+              </w:rPr>
+              <w:t xml:space="preserve">A)  2 scoops</w:t>
+            </w:r>
+          </w:p>
+          <w:p>
+            <w:pPr>
+              <w:spacing w:after="30"/>
+              <w:ind w:left="180"/>
+            </w:pPr>
+            <w:r>
+              <w:rPr>
+                <w:sz w:val="19"/>
+                <w:szCs w:val="19"/>
+              </w:rPr>
+              <w:t xml:space="preserve">B)  3 scoops</w:t>
+            </w:r>
+          </w:p>
+          <w:p>
+            <w:pPr>
+              <w:spacing w:after="30"/>
+              <w:ind w:left="180"/>
+            </w:pPr>
+            <w:r>
+              <w:rPr>
+                <w:sz w:val="19"/>
+                <w:szCs w:val="19"/>
+              </w:rPr>
+              <w:t xml:space="preserve">C)  4 scoops</w:t>
+            </w:r>
+          </w:p>
+          <w:p>
+            <w:pPr>
+              <w:spacing w:after="30"/>
+              <w:ind w:left="180"/>
+            </w:pPr>
+            <w:r>
+              <w:rPr>
+                <w:sz w:val="19"/>
+                <w:szCs w:val="19"/>
+              </w:rPr>
+              <w:t xml:space="preserve">D)  6 scoops</w:t>
+            </w:r>
+          </w:p>
+        </w:tc>
+        <w:tc>
+          <w:tcPr>
+            <w:tcW w:type="dxa" w:w="3560"/>
+            <w:tcMar>
+              <w:top w:type="dxa" w:w="80"/>
+              <w:left w:type="dxa" w:w="100"/>
+              <w:bottom w:type="dxa" w:w="80"/>
+              <w:right w:type="dxa" w:w="100"/>
+            </w:tcMar>
+            <w:vAlign w:val="top"/>
+          </w:tcPr>
+          <w:p>
+            <w:pPr>
+              <w:pBdr>
+                <w:bottom w:val="single" w:color="AFBECC" w:sz="6"/>
+              </w:pBdr>
+              <w:spacing w:after="30" w:before="150"/>
             </w:pPr>
             <w:r>
               <w:t xml:space="preserve"/>
@@ -4438,7 +5635,147 @@
           </w:p>
           <w:p>
             <w:pPr>
-              <w:spacing w:after="0" w:line="320"/>
+              <w:pBdr>
+                <w:bottom w:val="single" w:color="AFBECC" w:sz="6"/>
+              </w:pBdr>
+              <w:spacing w:after="30" w:before="150"/>
+            </w:pPr>
+            <w:r>
+              <w:t xml:space="preserve"/>
+            </w:r>
+          </w:p>
+          <w:p>
+            <w:pPr>
+              <w:pBdr>
+                <w:bottom w:val="single" w:color="AFBECC" w:sz="6"/>
+              </w:pBdr>
+              <w:spacing w:after="30" w:before="150"/>
+            </w:pPr>
+            <w:r>
+              <w:t xml:space="preserve"/>
+            </w:r>
+          </w:p>
+          <w:p>
+            <w:pPr>
+              <w:pBdr>
+                <w:bottom w:val="single" w:color="AFBECC" w:sz="6"/>
+              </w:pBdr>
+              <w:spacing w:after="30" w:before="150"/>
+            </w:pPr>
+            <w:r>
+              <w:t xml:space="preserve"/>
+            </w:r>
+          </w:p>
+        </w:tc>
+        <w:tc>
+          <w:tcPr>
+            <w:tcW w:type="dxa" w:w="3000"/>
+            <w:shd w:fill="FBF3E2" w:color="auto" w:val="clear"/>
+            <w:tcMar>
+              <w:top w:type="dxa" w:w="80"/>
+              <w:left w:type="dxa" w:w="100"/>
+              <w:bottom w:type="dxa" w:w="80"/>
+              <w:right w:type="dxa" w:w="100"/>
+            </w:tcMar>
+            <w:vAlign w:val="top"/>
+          </w:tcPr>
+          <w:p>
+            <w:pPr>
+              <w:spacing w:after="40"/>
+            </w:pPr>
+            <w:r>
+              <w:rPr>
+                <w:b/>
+                <w:bCs/>
+                <w:color w:val="12355B"/>
+                <w:sz w:val="19"/>
+                <w:szCs w:val="19"/>
+              </w:rPr>
+              <w:t xml:space="preserve">Because... </w:t>
+            </w:r>
+            <w:r>
+              <w:rPr>
+                <w:color w:val="AFBECC"/>
+                <w:sz w:val="19"/>
+                <w:szCs w:val="19"/>
+              </w:rPr>
+              <w:t xml:space="preserve">________________</w:t>
+            </w:r>
+          </w:p>
+          <w:p>
+            <w:pPr>
+              <w:pBdr>
+                <w:bottom w:val="single" w:color="AFBECC" w:sz="6"/>
+              </w:pBdr>
+              <w:spacing w:after="30" w:before="150"/>
+            </w:pPr>
+            <w:r>
+              <w:t xml:space="preserve"/>
+            </w:r>
+          </w:p>
+          <w:p>
+            <w:pPr>
+              <w:spacing w:after="40" w:before="80"/>
+            </w:pPr>
+            <w:r>
+              <w:rPr>
+                <w:b/>
+                <w:bCs/>
+                <w:color w:val="6B4FA0"/>
+                <w:sz w:val="19"/>
+                <w:szCs w:val="19"/>
+              </w:rPr>
+              <w:t xml:space="preserve">Although... </w:t>
+            </w:r>
+            <w:r>
+              <w:rPr>
+                <w:color w:val="AFBECC"/>
+                <w:sz w:val="19"/>
+                <w:szCs w:val="19"/>
+              </w:rPr>
+              <w:t xml:space="preserve">_______________</w:t>
+            </w:r>
+          </w:p>
+          <w:p>
+            <w:pPr>
+              <w:pBdr>
+                <w:bottom w:val="single" w:color="AFBECC" w:sz="6"/>
+              </w:pBdr>
+              <w:spacing w:after="30" w:before="150"/>
+            </w:pPr>
+            <w:r>
+              <w:t xml:space="preserve"/>
+            </w:r>
+          </w:p>
+          <w:p>
+            <w:pPr>
+              <w:spacing w:after="40" w:before="80"/>
+            </w:pPr>
+            <w:r>
+              <w:rPr>
+                <w:b/>
+                <w:bCs/>
+                <w:color w:val="1FA6A2"/>
+                <w:sz w:val="19"/>
+                <w:szCs w:val="19"/>
+              </w:rPr>
+              <w:t xml:space="preserve">Therefore... </w:t>
+            </w:r>
+            <w:r>
+              <w:rPr>
+                <w:color w:val="AFBECC"/>
+                <w:sz w:val="19"/>
+                <w:szCs w:val="19"/>
+              </w:rPr>
+              <w:t xml:space="preserve">______________</w:t>
+            </w:r>
+          </w:p>
+          <w:p>
+            <w:pPr>
+              <w:pBdr>
+                <w:bottom w:val="single" w:color="AFBECC" w:sz="6"/>
+              </w:pBdr>
+              <w:spacing w:after="30" w:before="150"/>
             </w:pPr>
             <w:r>
               <w:t xml:space="preserve"/>
@@ -4447,6 +5784,768 @@
         </w:tc>
       </w:tr>
     </w:tbl>
+    <w:p>
+      <w:pPr>
+        <w:spacing w:after="80"/>
+      </w:pPr>
+      <w:r>
+        <w:t xml:space="preserve"/>
+      </w:r>
+    </w:p>
+    <w:tbl>
+      <w:tblPr>
+        <w:tblW w:type="dxa" w:w="9360"/>
+        <w:tblBorders>
+          <w:top w:val="single" w:color="C7D2DD" w:sz="6"/>
+          <w:left w:val="single" w:color="C7D2DD" w:sz="6"/>
+          <w:bottom w:val="single" w:color="C7D2DD" w:sz="6"/>
+          <w:right w:val="single" w:color="C7D2DD" w:sz="6"/>
+          <w:insideH w:val="single" w:color="C7D2DD" w:sz="6"/>
+          <w:insideV w:val="single" w:color="C7D2DD" w:sz="6"/>
+        </w:tblBorders>
+      </w:tblPr>
+      <w:tblGrid>
+        <w:gridCol w:w="2800"/>
+        <w:gridCol w:w="3560"/>
+        <w:gridCol w:w="3000"/>
+      </w:tblGrid>
+      <w:tr>
+        <w:trPr>
+          <w:cantSplit/>
+          <w:tblHeader/>
+        </w:trPr>
+        <w:tc>
+          <w:tcPr>
+            <w:tcW w:type="dxa" w:w="2800"/>
+            <w:shd w:fill="EEF4F8" w:color="auto" w:val="clear"/>
+            <w:tcMar>
+              <w:top w:type="dxa" w:w="60"/>
+              <w:left w:type="dxa" w:w="100"/>
+              <w:bottom w:type="dxa" w:w="60"/>
+              <w:right w:type="dxa" w:w="100"/>
+            </w:tcMar>
+          </w:tcPr>
+          <w:p>
+            <w:pPr>
+              <w:spacing w:after="0"/>
+            </w:pPr>
+            <w:r>
+              <w:rPr>
+                <w:b/>
+                <w:bCs/>
+                <w:color w:val="12355B"/>
+                <w:sz w:val="16"/>
+                <w:szCs w:val="16"/>
+              </w:rPr>
+              <w:t xml:space="preserve">CORE PROBLEM / GIVEN REPRESENTATION</w:t>
+            </w:r>
+          </w:p>
+        </w:tc>
+        <w:tc>
+          <w:tcPr>
+            <w:tcW w:type="dxa" w:w="3560"/>
+            <w:shd w:fill="EEF4F8" w:color="auto" w:val="clear"/>
+            <w:tcMar>
+              <w:top w:type="dxa" w:w="60"/>
+              <w:left w:type="dxa" w:w="100"/>
+              <w:bottom w:type="dxa" w:w="60"/>
+              <w:right w:type="dxa" w:w="100"/>
+            </w:tcMar>
+          </w:tcPr>
+          <w:p>
+            <w:pPr>
+              <w:spacing w:after="0"/>
+            </w:pPr>
+            <w:r>
+              <w:rPr>
+                <w:b/>
+                <w:bCs/>
+                <w:color w:val="12355B"/>
+                <w:sz w:val="16"/>
+                <w:szCs w:val="16"/>
+              </w:rPr>
+              <w:t xml:space="preserve">WORKING SPACE / CALCULATION STEPS</w:t>
+            </w:r>
+          </w:p>
+        </w:tc>
+        <w:tc>
+          <w:tcPr>
+            <w:tcW w:type="dxa" w:w="3000"/>
+            <w:shd w:fill="FBF3E2" w:color="auto" w:val="clear"/>
+            <w:tcMar>
+              <w:top w:type="dxa" w:w="60"/>
+              <w:left w:type="dxa" w:w="100"/>
+              <w:bottom w:type="dxa" w:w="60"/>
+              <w:right w:type="dxa" w:w="100"/>
+            </w:tcMar>
+          </w:tcPr>
+          <w:p>
+            <w:pPr>
+              <w:spacing w:after="0"/>
+            </w:pPr>
+            <w:r>
+              <w:rPr>
+                <w:b/>
+                <w:bCs/>
+                <w:color w:val="B97A12"/>
+                <w:sz w:val="16"/>
+                <w:szCs w:val="16"/>
+              </w:rPr>
+              <w:t xml:space="preserve">EXPLAIN YOUR REASONING</w:t>
+            </w:r>
+          </w:p>
+        </w:tc>
+      </w:tr>
+      <w:tr>
+        <w:trPr>
+          <w:cantSplit/>
+        </w:trPr>
+        <w:tc>
+          <w:tcPr>
+            <w:tcW w:type="dxa" w:w="2800"/>
+            <w:tcMar>
+              <w:top w:type="dxa" w:w="80"/>
+              <w:left w:type="dxa" w:w="100"/>
+              <w:bottom w:type="dxa" w:w="80"/>
+              <w:right w:type="dxa" w:w="100"/>
+            </w:tcMar>
+            <w:vAlign w:val="top"/>
+          </w:tcPr>
+          <w:p>
+            <w:pPr>
+              <w:spacing w:after="60"/>
+            </w:pPr>
+            <w:r>
+              <w:rPr>
+                <w:b/>
+                <w:bCs/>
+                <w:color w:val="12355B"/>
+                <w:sz w:val="21"/>
+                <w:szCs w:val="21"/>
+              </w:rPr>
+              <w:t xml:space="preserve">5.  </w:t>
+            </w:r>
+            <w:r>
+              <w:rPr>
+                <w:b/>
+                <w:bCs/>
+                <w:sz w:val="20"/>
+                <w:szCs w:val="20"/>
+              </w:rPr>
+              <w:t xml:space="preserve">Agent Rivera filled 3/4 of an evidence bag, and that part weighs 3/8 pound. How much would a FULL bag weigh? (3/8 ÷ 3/4 asks how much is in one whole bag.)</w:t>
+            </w:r>
+          </w:p>
+          <w:p>
+            <w:pPr>
+              <w:spacing w:after="30"/>
+              <w:ind w:left="180"/>
+            </w:pPr>
+            <w:r>
+              <w:rPr>
+                <w:sz w:val="19"/>
+                <w:szCs w:val="19"/>
+              </w:rPr>
+              <w:t xml:space="preserve">A)  9/32 pound</w:t>
+            </w:r>
+          </w:p>
+          <w:p>
+            <w:pPr>
+              <w:spacing w:after="30"/>
+              <w:ind w:left="180"/>
+            </w:pPr>
+            <w:r>
+              <w:rPr>
+                <w:sz w:val="19"/>
+                <w:szCs w:val="19"/>
+              </w:rPr>
+              <w:t xml:space="preserve">B)  1/2 pound</w:t>
+            </w:r>
+          </w:p>
+          <w:p>
+            <w:pPr>
+              <w:spacing w:after="30"/>
+              <w:ind w:left="180"/>
+            </w:pPr>
+            <w:r>
+              <w:rPr>
+                <w:sz w:val="19"/>
+                <w:szCs w:val="19"/>
+              </w:rPr>
+              <w:t xml:space="preserve">C)  2 pounds</w:t>
+            </w:r>
+          </w:p>
+          <w:p>
+            <w:pPr>
+              <w:spacing w:after="30"/>
+              <w:ind w:left="180"/>
+            </w:pPr>
+            <w:r>
+              <w:rPr>
+                <w:sz w:val="19"/>
+                <w:szCs w:val="19"/>
+              </w:rPr>
+              <w:t xml:space="preserve">D)  1 1/8 pounds</w:t>
+            </w:r>
+          </w:p>
+        </w:tc>
+        <w:tc>
+          <w:tcPr>
+            <w:tcW w:type="dxa" w:w="3560"/>
+            <w:tcMar>
+              <w:top w:type="dxa" w:w="80"/>
+              <w:left w:type="dxa" w:w="100"/>
+              <w:bottom w:type="dxa" w:w="80"/>
+              <w:right w:type="dxa" w:w="100"/>
+            </w:tcMar>
+            <w:vAlign w:val="top"/>
+          </w:tcPr>
+          <w:p>
+            <w:pPr>
+              <w:pBdr>
+                <w:bottom w:val="single" w:color="AFBECC" w:sz="6"/>
+              </w:pBdr>
+              <w:spacing w:after="30" w:before="150"/>
+            </w:pPr>
+            <w:r>
+              <w:t xml:space="preserve"/>
+            </w:r>
+          </w:p>
+          <w:p>
+            <w:pPr>
+              <w:pBdr>
+                <w:bottom w:val="single" w:color="AFBECC" w:sz="6"/>
+              </w:pBdr>
+              <w:spacing w:after="30" w:before="150"/>
+            </w:pPr>
+            <w:r>
+              <w:t xml:space="preserve"/>
+            </w:r>
+          </w:p>
+          <w:p>
+            <w:pPr>
+              <w:pBdr>
+                <w:bottom w:val="single" w:color="AFBECC" w:sz="6"/>
+              </w:pBdr>
+              <w:spacing w:after="30" w:before="150"/>
+            </w:pPr>
+            <w:r>
+              <w:t xml:space="preserve"/>
+            </w:r>
+          </w:p>
+          <w:p>
+            <w:pPr>
+              <w:pBdr>
+                <w:bottom w:val="single" w:color="AFBECC" w:sz="6"/>
+              </w:pBdr>
+              <w:spacing w:after="30" w:before="150"/>
+            </w:pPr>
+            <w:r>
+              <w:t xml:space="preserve"/>
+            </w:r>
+          </w:p>
+        </w:tc>
+        <w:tc>
+          <w:tcPr>
+            <w:tcW w:type="dxa" w:w="3000"/>
+            <w:shd w:fill="FBF3E2" w:color="auto" w:val="clear"/>
+            <w:tcMar>
+              <w:top w:type="dxa" w:w="80"/>
+              <w:left w:type="dxa" w:w="100"/>
+              <w:bottom w:type="dxa" w:w="80"/>
+              <w:right w:type="dxa" w:w="100"/>
+            </w:tcMar>
+            <w:vAlign w:val="top"/>
+          </w:tcPr>
+          <w:p>
+            <w:pPr>
+              <w:spacing w:after="40"/>
+            </w:pPr>
+            <w:r>
+              <w:rPr>
+                <w:b/>
+                <w:bCs/>
+                <w:color w:val="12355B"/>
+                <w:sz w:val="19"/>
+                <w:szCs w:val="19"/>
+              </w:rPr>
+              <w:t xml:space="preserve">Because... </w:t>
+            </w:r>
+            <w:r>
+              <w:rPr>
+                <w:color w:val="AFBECC"/>
+                <w:sz w:val="19"/>
+                <w:szCs w:val="19"/>
+              </w:rPr>
+              <w:t xml:space="preserve">________________</w:t>
+            </w:r>
+          </w:p>
+          <w:p>
+            <w:pPr>
+              <w:pBdr>
+                <w:bottom w:val="single" w:color="AFBECC" w:sz="6"/>
+              </w:pBdr>
+              <w:spacing w:after="30" w:before="150"/>
+            </w:pPr>
+            <w:r>
+              <w:t xml:space="preserve"/>
+            </w:r>
+          </w:p>
+          <w:p>
+            <w:pPr>
+              <w:spacing w:after="40" w:before="80"/>
+            </w:pPr>
+            <w:r>
+              <w:rPr>
+                <w:b/>
+                <w:bCs/>
+                <w:color w:val="6B4FA0"/>
+                <w:sz w:val="19"/>
+                <w:szCs w:val="19"/>
+              </w:rPr>
+              <w:t xml:space="preserve">Although... </w:t>
+            </w:r>
+            <w:r>
+              <w:rPr>
+                <w:color w:val="AFBECC"/>
+                <w:sz w:val="19"/>
+                <w:szCs w:val="19"/>
+              </w:rPr>
+              <w:t xml:space="preserve">_______________</w:t>
+            </w:r>
+          </w:p>
+          <w:p>
+            <w:pPr>
+              <w:pBdr>
+                <w:bottom w:val="single" w:color="AFBECC" w:sz="6"/>
+              </w:pBdr>
+              <w:spacing w:after="30" w:before="150"/>
+            </w:pPr>
+            <w:r>
+              <w:t xml:space="preserve"/>
+            </w:r>
+          </w:p>
+          <w:p>
+            <w:pPr>
+              <w:spacing w:after="40" w:before="80"/>
+            </w:pPr>
+            <w:r>
+              <w:rPr>
+                <w:b/>
+                <w:bCs/>
+                <w:color w:val="1FA6A2"/>
+                <w:sz w:val="19"/>
+                <w:szCs w:val="19"/>
+              </w:rPr>
+              <w:t xml:space="preserve">Therefore... </w:t>
+            </w:r>
+            <w:r>
+              <w:rPr>
+                <w:color w:val="AFBECC"/>
+                <w:sz w:val="19"/>
+                <w:szCs w:val="19"/>
+              </w:rPr>
+              <w:t xml:space="preserve">______________</w:t>
+            </w:r>
+          </w:p>
+          <w:p>
+            <w:pPr>
+              <w:pBdr>
+                <w:bottom w:val="single" w:color="AFBECC" w:sz="6"/>
+              </w:pBdr>
+              <w:spacing w:after="30" w:before="150"/>
+            </w:pPr>
+            <w:r>
+              <w:t xml:space="preserve"/>
+            </w:r>
+          </w:p>
+        </w:tc>
+      </w:tr>
+    </w:tbl>
+    <w:p>
+      <w:pPr>
+        <w:spacing w:after="80"/>
+      </w:pPr>
+      <w:r>
+        <w:t xml:space="preserve"/>
+      </w:r>
+    </w:p>
+    <w:tbl>
+      <w:tblPr>
+        <w:tblW w:type="dxa" w:w="9360"/>
+        <w:tblBorders>
+          <w:top w:val="single" w:color="C7D2DD" w:sz="6"/>
+          <w:left w:val="single" w:color="C7D2DD" w:sz="6"/>
+          <w:bottom w:val="single" w:color="C7D2DD" w:sz="6"/>
+          <w:right w:val="single" w:color="C7D2DD" w:sz="6"/>
+          <w:insideH w:val="single" w:color="C7D2DD" w:sz="6"/>
+          <w:insideV w:val="single" w:color="C7D2DD" w:sz="6"/>
+        </w:tblBorders>
+      </w:tblPr>
+      <w:tblGrid>
+        <w:gridCol w:w="2800"/>
+        <w:gridCol w:w="3560"/>
+        <w:gridCol w:w="3000"/>
+      </w:tblGrid>
+      <w:tr>
+        <w:trPr>
+          <w:cantSplit/>
+          <w:tblHeader/>
+        </w:trPr>
+        <w:tc>
+          <w:tcPr>
+            <w:tcW w:type="dxa" w:w="2800"/>
+            <w:shd w:fill="EEF4F8" w:color="auto" w:val="clear"/>
+            <w:tcMar>
+              <w:top w:type="dxa" w:w="60"/>
+              <w:left w:type="dxa" w:w="100"/>
+              <w:bottom w:type="dxa" w:w="60"/>
+              <w:right w:type="dxa" w:w="100"/>
+            </w:tcMar>
+          </w:tcPr>
+          <w:p>
+            <w:pPr>
+              <w:spacing w:after="0"/>
+            </w:pPr>
+            <w:r>
+              <w:rPr>
+                <w:b/>
+                <w:bCs/>
+                <w:color w:val="12355B"/>
+                <w:sz w:val="16"/>
+                <w:szCs w:val="16"/>
+              </w:rPr>
+              <w:t xml:space="preserve">CORE PROBLEM / GIVEN REPRESENTATION</w:t>
+            </w:r>
+          </w:p>
+        </w:tc>
+        <w:tc>
+          <w:tcPr>
+            <w:tcW w:type="dxa" w:w="3560"/>
+            <w:shd w:fill="EEF4F8" w:color="auto" w:val="clear"/>
+            <w:tcMar>
+              <w:top w:type="dxa" w:w="60"/>
+              <w:left w:type="dxa" w:w="100"/>
+              <w:bottom w:type="dxa" w:w="60"/>
+              <w:right w:type="dxa" w:w="100"/>
+            </w:tcMar>
+          </w:tcPr>
+          <w:p>
+            <w:pPr>
+              <w:spacing w:after="0"/>
+            </w:pPr>
+            <w:r>
+              <w:rPr>
+                <w:b/>
+                <w:bCs/>
+                <w:color w:val="12355B"/>
+                <w:sz w:val="16"/>
+                <w:szCs w:val="16"/>
+              </w:rPr>
+              <w:t xml:space="preserve">WORKING SPACE / CALCULATION STEPS</w:t>
+            </w:r>
+          </w:p>
+        </w:tc>
+        <w:tc>
+          <w:tcPr>
+            <w:tcW w:type="dxa" w:w="3000"/>
+            <w:shd w:fill="FBF3E2" w:color="auto" w:val="clear"/>
+            <w:tcMar>
+              <w:top w:type="dxa" w:w="60"/>
+              <w:left w:type="dxa" w:w="100"/>
+              <w:bottom w:type="dxa" w:w="60"/>
+              <w:right w:type="dxa" w:w="100"/>
+            </w:tcMar>
+          </w:tcPr>
+          <w:p>
+            <w:pPr>
+              <w:spacing w:after="0"/>
+            </w:pPr>
+            <w:r>
+              <w:rPr>
+                <w:b/>
+                <w:bCs/>
+                <w:color w:val="B97A12"/>
+                <w:sz w:val="16"/>
+                <w:szCs w:val="16"/>
+              </w:rPr>
+              <w:t xml:space="preserve">EXPLAIN YOUR REASONING</w:t>
+            </w:r>
+          </w:p>
+        </w:tc>
+      </w:tr>
+      <w:tr>
+        <w:trPr>
+          <w:cantSplit/>
+        </w:trPr>
+        <w:tc>
+          <w:tcPr>
+            <w:tcW w:type="dxa" w:w="2800"/>
+            <w:tcMar>
+              <w:top w:type="dxa" w:w="80"/>
+              <w:left w:type="dxa" w:w="100"/>
+              <w:bottom w:type="dxa" w:w="80"/>
+              <w:right w:type="dxa" w:w="100"/>
+            </w:tcMar>
+            <w:vAlign w:val="top"/>
+          </w:tcPr>
+          <w:p>
+            <w:pPr>
+              <w:spacing w:after="60"/>
+            </w:pPr>
+            <w:r>
+              <w:rPr>
+                <w:b/>
+                <w:bCs/>
+                <w:color w:val="12355B"/>
+                <w:sz w:val="21"/>
+                <w:szCs w:val="21"/>
+              </w:rPr>
+              <w:t xml:space="preserve">6.  </w:t>
+            </w:r>
+            <w:r>
+              <w:rPr>
+                <w:b/>
+                <w:bCs/>
+                <w:sz w:val="20"/>
+                <w:szCs w:val="20"/>
+              </w:rPr>
+              <w:t xml:space="preserve">The lab printer fills 2/5 of a box of evidence labels in 1/2 hour. At that rate, how much of a box does it fill in ONE hour?</w:t>
+            </w:r>
+          </w:p>
+          <w:p>
+            <w:pPr>
+              <w:spacing w:after="30"/>
+              <w:ind w:left="180"/>
+            </w:pPr>
+            <w:r>
+              <w:rPr>
+                <w:sz w:val="19"/>
+                <w:szCs w:val="19"/>
+              </w:rPr>
+              <w:t xml:space="preserve">A)  1/5 box</w:t>
+            </w:r>
+          </w:p>
+          <w:p>
+            <w:pPr>
+              <w:spacing w:after="30"/>
+              <w:ind w:left="180"/>
+            </w:pPr>
+            <w:r>
+              <w:rPr>
+                <w:sz w:val="19"/>
+                <w:szCs w:val="19"/>
+              </w:rPr>
+              <w:t xml:space="preserve">B)  1 1/4 boxes</w:t>
+            </w:r>
+          </w:p>
+          <w:p>
+            <w:pPr>
+              <w:spacing w:after="30"/>
+              <w:ind w:left="180"/>
+            </w:pPr>
+            <w:r>
+              <w:rPr>
+                <w:sz w:val="19"/>
+                <w:szCs w:val="19"/>
+              </w:rPr>
+              <w:t xml:space="preserve">C)  4/5 box</w:t>
+            </w:r>
+          </w:p>
+          <w:p>
+            <w:pPr>
+              <w:spacing w:after="30"/>
+              <w:ind w:left="180"/>
+            </w:pPr>
+            <w:r>
+              <w:rPr>
+                <w:sz w:val="19"/>
+                <w:szCs w:val="19"/>
+              </w:rPr>
+              <w:t xml:space="preserve">D)  9/10 box</w:t>
+            </w:r>
+          </w:p>
+        </w:tc>
+        <w:tc>
+          <w:tcPr>
+            <w:tcW w:type="dxa" w:w="3560"/>
+            <w:tcMar>
+              <w:top w:type="dxa" w:w="80"/>
+              <w:left w:type="dxa" w:w="100"/>
+              <w:bottom w:type="dxa" w:w="80"/>
+              <w:right w:type="dxa" w:w="100"/>
+            </w:tcMar>
+            <w:vAlign w:val="top"/>
+          </w:tcPr>
+          <w:p>
+            <w:pPr>
+              <w:pBdr>
+                <w:bottom w:val="single" w:color="AFBECC" w:sz="6"/>
+              </w:pBdr>
+              <w:spacing w:after="30" w:before="150"/>
+            </w:pPr>
+            <w:r>
+              <w:t xml:space="preserve"/>
+            </w:r>
+          </w:p>
+          <w:p>
+            <w:pPr>
+              <w:pBdr>
+                <w:bottom w:val="single" w:color="AFBECC" w:sz="6"/>
+              </w:pBdr>
+              <w:spacing w:after="30" w:before="150"/>
+            </w:pPr>
+            <w:r>
+              <w:t xml:space="preserve"/>
+            </w:r>
+          </w:p>
+          <w:p>
+            <w:pPr>
+              <w:pBdr>
+                <w:bottom w:val="single" w:color="AFBECC" w:sz="6"/>
+              </w:pBdr>
+              <w:spacing w:after="30" w:before="150"/>
+            </w:pPr>
+            <w:r>
+              <w:t xml:space="preserve"/>
+            </w:r>
+          </w:p>
+          <w:p>
+            <w:pPr>
+              <w:pBdr>
+                <w:bottom w:val="single" w:color="AFBECC" w:sz="6"/>
+              </w:pBdr>
+              <w:spacing w:after="30" w:before="150"/>
+            </w:pPr>
+            <w:r>
+              <w:t xml:space="preserve"/>
+            </w:r>
+          </w:p>
+        </w:tc>
+        <w:tc>
+          <w:tcPr>
+            <w:tcW w:type="dxa" w:w="3000"/>
+            <w:shd w:fill="FBF3E2" w:color="auto" w:val="clear"/>
+            <w:tcMar>
+              <w:top w:type="dxa" w:w="80"/>
+              <w:left w:type="dxa" w:w="100"/>
+              <w:bottom w:type="dxa" w:w="80"/>
+              <w:right w:type="dxa" w:w="100"/>
+            </w:tcMar>
+            <w:vAlign w:val="top"/>
+          </w:tcPr>
+          <w:p>
+            <w:pPr>
+              <w:spacing w:after="40"/>
+            </w:pPr>
+            <w:r>
+              <w:rPr>
+                <w:b/>
+                <w:bCs/>
+                <w:color w:val="12355B"/>
+                <w:sz w:val="19"/>
+                <w:szCs w:val="19"/>
+              </w:rPr>
+              <w:t xml:space="preserve">Because... </w:t>
+            </w:r>
+            <w:r>
+              <w:rPr>
+                <w:color w:val="AFBECC"/>
+                <w:sz w:val="19"/>
+                <w:szCs w:val="19"/>
+              </w:rPr>
+              <w:t xml:space="preserve">________________</w:t>
+            </w:r>
+          </w:p>
+          <w:p>
+            <w:pPr>
+              <w:pBdr>
+                <w:bottom w:val="single" w:color="AFBECC" w:sz="6"/>
+              </w:pBdr>
+              <w:spacing w:after="30" w:before="150"/>
+            </w:pPr>
+            <w:r>
+              <w:t xml:space="preserve"/>
+            </w:r>
+          </w:p>
+          <w:p>
+            <w:pPr>
+              <w:spacing w:after="40" w:before="80"/>
+            </w:pPr>
+            <w:r>
+              <w:rPr>
+                <w:b/>
+                <w:bCs/>
+                <w:color w:val="6B4FA0"/>
+                <w:sz w:val="19"/>
+                <w:szCs w:val="19"/>
+              </w:rPr>
+              <w:t xml:space="preserve">Although... </w:t>
+            </w:r>
+            <w:r>
+              <w:rPr>
+                <w:color w:val="AFBECC"/>
+                <w:sz w:val="19"/>
+                <w:szCs w:val="19"/>
+              </w:rPr>
+              <w:t xml:space="preserve">_______________</w:t>
+            </w:r>
+          </w:p>
+          <w:p>
+            <w:pPr>
+              <w:pBdr>
+                <w:bottom w:val="single" w:color="AFBECC" w:sz="6"/>
+              </w:pBdr>
+              <w:spacing w:after="30" w:before="150"/>
+            </w:pPr>
+            <w:r>
+              <w:t xml:space="preserve"/>
+            </w:r>
+          </w:p>
+          <w:p>
+            <w:pPr>
+              <w:spacing w:after="40" w:before="80"/>
+            </w:pPr>
+            <w:r>
+              <w:rPr>
+                <w:b/>
+                <w:bCs/>
+                <w:color w:val="1FA6A2"/>
+                <w:sz w:val="19"/>
+                <w:szCs w:val="19"/>
+              </w:rPr>
+              <w:t xml:space="preserve">Therefore... </w:t>
+            </w:r>
+            <w:r>
+              <w:rPr>
+                <w:color w:val="AFBECC"/>
+                <w:sz w:val="19"/>
+                <w:szCs w:val="19"/>
+              </w:rPr>
+              <w:t xml:space="preserve">______________</w:t>
+            </w:r>
+          </w:p>
+          <w:p>
+            <w:pPr>
+              <w:pBdr>
+                <w:bottom w:val="single" w:color="AFBECC" w:sz="6"/>
+              </w:pBdr>
+              <w:spacing w:after="30" w:before="150"/>
+            </w:pPr>
+            <w:r>
+              <w:t xml:space="preserve"/>
+            </w:r>
+          </w:p>
+        </w:tc>
+      </w:tr>
+    </w:tbl>
+    <w:p>
+      <w:pPr>
+        <w:spacing w:after="80"/>
+      </w:pPr>
+      <w:r>
+        <w:t xml:space="preserve"/>
+      </w:r>
+    </w:p>
     <w:p>
       <w:pPr>
         <w:pStyle w:val="Heading1"/>
@@ -4565,6 +6664,149 @@
         <w:t xml:space="preserve"/>
       </w:r>
     </w:p>
+    <w:p>
+      <w:pPr>
+        <w:spacing w:after="60"/>
+      </w:pPr>
+      <w:r>
+        <w:t xml:space="preserve"/>
+      </w:r>
+    </w:p>
+    <w:tbl>
+      <w:tblPr>
+        <w:tblW w:type="dxa" w:w="9360"/>
+        <w:tblBorders>
+          <w:top w:val="single" w:color="C7D2DD" w:sz="6"/>
+          <w:left w:val="single" w:color="C7D2DD" w:sz="6"/>
+          <w:bottom w:val="single" w:color="C7D2DD" w:sz="6"/>
+          <w:right w:val="single" w:color="C7D2DD" w:sz="6"/>
+          <w:insideH w:val="single" w:color="C7D2DD" w:sz="6"/>
+          <w:insideV w:val="single" w:color="C7D2DD" w:sz="6"/>
+        </w:tblBorders>
+      </w:tblPr>
+      <w:tblGrid>
+        <w:gridCol w:w="3120"/>
+        <w:gridCol w:w="3120"/>
+        <w:gridCol w:w="3120"/>
+      </w:tblGrid>
+      <w:tr>
+        <w:trPr>
+          <w:cantSplit/>
+          <w:tblHeader/>
+        </w:trPr>
+        <w:tc>
+          <w:tcPr>
+            <w:tcW w:type="dxa" w:w="9360"/>
+            <w:gridSpan w:val="3"/>
+            <w:shd w:fill="EEF4F8" w:color="auto" w:val="clear"/>
+            <w:tcMar>
+              <w:top w:type="dxa" w:w="60"/>
+              <w:left w:type="dxa" w:w="100"/>
+              <w:bottom w:type="dxa" w:w="60"/>
+              <w:right w:type="dxa" w:w="100"/>
+            </w:tcMar>
+          </w:tcPr>
+          <w:p>
+            <w:pPr>
+              <w:spacing w:after="0"/>
+            </w:pPr>
+            <w:r>
+              <w:rPr>
+                <w:b/>
+                <w:bCs/>
+                <w:color w:val="12355B"/>
+                <w:sz w:val="18"/>
+                <w:szCs w:val="18"/>
+              </w:rPr>
+              <w:t xml:space="preserve">EXIT CHECK · 3-POINT SELF-ASSESSMENT CHECKLIST</w:t>
+            </w:r>
+          </w:p>
+        </w:tc>
+      </w:tr>
+      <w:tr>
+        <w:trPr>
+          <w:cantSplit/>
+        </w:trPr>
+        <w:tc>
+          <w:tcPr>
+            <w:tcW w:type="dxa" w:w="3120"/>
+            <w:tcMar>
+              <w:top w:type="dxa" w:w="80"/>
+              <w:left w:type="dxa" w:w="100"/>
+              <w:bottom w:type="dxa" w:w="80"/>
+              <w:right w:type="dxa" w:w="100"/>
+            </w:tcMar>
+          </w:tcPr>
+          <w:p>
+            <w:pPr>
+              <w:spacing w:after="0"/>
+            </w:pPr>
+            <w:r>
+              <w:rPr>
+                <w:b/>
+                <w:bCs/>
+                <w:color w:val="1A2733"/>
+                <w:sz w:val="18"/>
+                <w:szCs w:val="18"/>
+              </w:rPr>
+              <w:t xml:space="preserve">☐ 1. Units &amp; Labels Verified</w:t>
+            </w:r>
+          </w:p>
+        </w:tc>
+        <w:tc>
+          <w:tcPr>
+            <w:tcW w:type="dxa" w:w="3120"/>
+            <w:tcMar>
+              <w:top w:type="dxa" w:w="80"/>
+              <w:left w:type="dxa" w:w="100"/>
+              <w:bottom w:type="dxa" w:w="80"/>
+              <w:right w:type="dxa" w:w="100"/>
+            </w:tcMar>
+          </w:tcPr>
+          <w:p>
+            <w:pPr>
+              <w:spacing w:after="0"/>
+            </w:pPr>
+            <w:r>
+              <w:rPr>
+                <w:b/>
+                <w:bCs/>
+                <w:color w:val="1A2733"/>
+                <w:sz w:val="18"/>
+                <w:szCs w:val="18"/>
+              </w:rPr>
+              <w:t xml:space="preserve">☐ 2. Reasoning Stated (Because / Although / Therefore)</w:t>
+            </w:r>
+          </w:p>
+        </w:tc>
+        <w:tc>
+          <w:tcPr>
+            <w:tcW w:type="dxa" w:w="3120"/>
+            <w:tcMar>
+              <w:top w:type="dxa" w:w="80"/>
+              <w:left w:type="dxa" w:w="100"/>
+              <w:bottom w:type="dxa" w:w="80"/>
+              <w:right w:type="dxa" w:w="100"/>
+            </w:tcMar>
+          </w:tcPr>
+          <w:p>
+            <w:pPr>
+              <w:spacing w:after="0"/>
+            </w:pPr>
+            <w:r>
+              <w:rPr>
+                <w:b/>
+                <w:bCs/>
+                <w:color w:val="1A2733"/>
+                <w:sz w:val="18"/>
+                <w:szCs w:val="18"/>
+              </w:rPr>
+              <w:t xml:space="preserve">☐ 3. Calculations Double-Checked</w:t>
+            </w:r>
+          </w:p>
+        </w:tc>
+      </w:tr>
+    </w:tbl>
     <w:sectPr>
       <w:headerReference w:type="default" r:id="rId7"/>
       <w:footerReference w:type="default" r:id="rId8"/>
